--- a/template1.docx
+++ b/template1.docx
@@ -194,25 +194,7 @@
           <w:sz w:val="26"/>
           <w:szCs w:val="26"/>
         </w:rPr>
-        <w:t>{</w:t>
-      </w:r>
-      <w:proofErr w:type="spellStart"/>
-      <w:r>
-        <w:rPr>
-          <w:rFonts w:asciiTheme="majorBidi" w:hAnsiTheme="majorBidi" w:cstheme="majorBidi"/>
-          <w:sz w:val="26"/>
-          <w:szCs w:val="26"/>
-        </w:rPr>
-        <w:t>gDate</w:t>
-      </w:r>
-      <w:proofErr w:type="spellEnd"/>
-      <w:r>
-        <w:rPr>
-          <w:rFonts w:asciiTheme="majorBidi" w:hAnsiTheme="majorBidi" w:cstheme="majorBidi"/>
-          <w:sz w:val="26"/>
-          <w:szCs w:val="26"/>
-        </w:rPr>
-        <w:t>}</w:t>
+        <w:t>{gDate}</w:t>
       </w:r>
       <w:r>
         <w:rPr>
@@ -256,60 +238,24 @@
           <w:sz w:val="26"/>
           <w:szCs w:val="26"/>
         </w:rPr>
-        <w:t>{</w:t>
-      </w:r>
-      <w:proofErr w:type="spellStart"/>
+        <w:t>{companyName}</w:t>
+      </w:r>
+      <w:r>
+        <w:rPr>
+          <w:rFonts w:asciiTheme="majorBidi" w:hAnsiTheme="majorBidi" w:cs="Times New Roman" w:hint="cs"/>
+          <w:sz w:val="26"/>
+          <w:szCs w:val="26"/>
+          <w:rtl/>
+        </w:rPr>
+        <w:t xml:space="preserve"> سجل تجاري</w:t>
+      </w:r>
       <w:r>
         <w:rPr>
           <w:rFonts w:asciiTheme="majorBidi" w:hAnsiTheme="majorBidi" w:cs="Times New Roman"/>
           <w:sz w:val="26"/>
           <w:szCs w:val="26"/>
         </w:rPr>
-        <w:t>companyName</w:t>
-      </w:r>
-      <w:proofErr w:type="spellEnd"/>
-      <w:r>
-        <w:rPr>
-          <w:rFonts w:asciiTheme="majorBidi" w:hAnsiTheme="majorBidi" w:cs="Times New Roman"/>
-          <w:sz w:val="26"/>
-          <w:szCs w:val="26"/>
-        </w:rPr>
-        <w:t>}</w:t>
-      </w:r>
-      <w:r>
-        <w:rPr>
-          <w:rFonts w:asciiTheme="majorBidi" w:hAnsiTheme="majorBidi" w:cs="Times New Roman" w:hint="cs"/>
-          <w:sz w:val="26"/>
-          <w:szCs w:val="26"/>
-          <w:rtl/>
-        </w:rPr>
-        <w:t xml:space="preserve"> سجل تجاري</w:t>
-      </w:r>
-      <w:r>
-        <w:rPr>
-          <w:rFonts w:asciiTheme="majorBidi" w:hAnsiTheme="majorBidi" w:cs="Times New Roman"/>
-          <w:sz w:val="26"/>
-          <w:szCs w:val="26"/>
-        </w:rPr>
-        <w:t>{</w:t>
-      </w:r>
-      <w:proofErr w:type="spellStart"/>
-      <w:r>
-        <w:rPr>
-          <w:rFonts w:asciiTheme="majorBidi" w:hAnsiTheme="majorBidi" w:cs="Times New Roman"/>
-          <w:sz w:val="26"/>
-          <w:szCs w:val="26"/>
-        </w:rPr>
-        <w:t>crNumber</w:t>
-      </w:r>
-      <w:proofErr w:type="spellEnd"/>
-      <w:r>
-        <w:rPr>
-          <w:rFonts w:asciiTheme="majorBidi" w:hAnsiTheme="majorBidi" w:cs="Times New Roman"/>
-          <w:sz w:val="26"/>
-          <w:szCs w:val="26"/>
-        </w:rPr>
-        <w:t>}</w:t>
+        <w:t>{crNumber}</w:t>
       </w:r>
       <w:r>
         <w:rPr>
@@ -444,25 +390,7 @@
           <w:sz w:val="26"/>
           <w:szCs w:val="26"/>
         </w:rPr>
-        <w:t>{</w:t>
-      </w:r>
-      <w:proofErr w:type="spellStart"/>
-      <w:r>
-        <w:rPr>
-          <w:rFonts w:asciiTheme="majorBidi" w:hAnsiTheme="majorBidi" w:cstheme="majorBidi"/>
-          <w:sz w:val="26"/>
-          <w:szCs w:val="26"/>
-        </w:rPr>
-        <w:t>yearEnd</w:t>
-      </w:r>
-      <w:proofErr w:type="spellEnd"/>
-      <w:r>
-        <w:rPr>
-          <w:rFonts w:asciiTheme="majorBidi" w:hAnsiTheme="majorBidi" w:cstheme="majorBidi"/>
-          <w:sz w:val="26"/>
-          <w:szCs w:val="26"/>
-        </w:rPr>
-        <w:t>}</w:t>
+        <w:t>{yearEnd}</w:t>
       </w:r>
       <w:r>
         <w:rPr>
@@ -610,25 +538,7 @@
           <w:sz w:val="26"/>
           <w:szCs w:val="26"/>
         </w:rPr>
-        <w:t>{</w:t>
-      </w:r>
-      <w:proofErr w:type="spellStart"/>
-      <w:r>
-        <w:rPr>
-          <w:rFonts w:asciiTheme="majorBidi" w:hAnsiTheme="majorBidi" w:cstheme="majorBidi"/>
-          <w:sz w:val="26"/>
-          <w:szCs w:val="26"/>
-        </w:rPr>
-        <w:t>yearEndShort</w:t>
-      </w:r>
-      <w:proofErr w:type="spellEnd"/>
-      <w:r>
-        <w:rPr>
-          <w:rFonts w:asciiTheme="majorBidi" w:hAnsiTheme="majorBidi" w:cstheme="majorBidi"/>
-          <w:sz w:val="26"/>
-          <w:szCs w:val="26"/>
-        </w:rPr>
-        <w:t>}</w:t>
+        <w:t>{yearEndShort}</w:t>
       </w:r>
       <w:r>
         <w:rPr>
@@ -712,25 +622,7 @@
           <w:sz w:val="26"/>
           <w:szCs w:val="26"/>
         </w:rPr>
-        <w:t>{</w:t>
-      </w:r>
-      <w:proofErr w:type="spellStart"/>
-      <w:r>
-        <w:rPr>
-          <w:rFonts w:asciiTheme="majorBidi" w:hAnsiTheme="majorBidi" w:cs="Times New Roman"/>
-          <w:sz w:val="26"/>
-          <w:szCs w:val="26"/>
-        </w:rPr>
-        <w:t>authorizedPerson</w:t>
-      </w:r>
-      <w:proofErr w:type="spellEnd"/>
-      <w:r>
-        <w:rPr>
-          <w:rFonts w:asciiTheme="majorBidi" w:hAnsiTheme="majorBidi" w:cs="Times New Roman"/>
-          <w:sz w:val="26"/>
-          <w:szCs w:val="26"/>
-        </w:rPr>
-        <w:t>}</w:t>
+        <w:t>{authorizedPerson}</w:t>
       </w:r>
       <w:r>
         <w:rPr>
@@ -883,52 +775,14 @@
                 <w:rtl/>
               </w:rPr>
             </w:pPr>
-            <w:proofErr w:type="gramStart"/>
             <w:r>
               <w:rPr>
                 <w:rFonts w:ascii="ArialMT" w:cs="ArialMT"/>
                 <w:sz w:val="24"/>
                 <w:szCs w:val="24"/>
               </w:rPr>
-              <w:t>{ #partners }</w:t>
+              <w:t>{#partners}{name}{/partners}</w:t>
             </w:r>
-            <w:proofErr w:type="gramEnd"/>
-            <w:r>
-              <w:rPr>
-                <w:rFonts w:ascii="ArialMT" w:cs="ArialMT"/>
-                <w:sz w:val="24"/>
-                <w:szCs w:val="24"/>
-              </w:rPr>
-              <w:t xml:space="preserve">{ </w:t>
-            </w:r>
-            <w:proofErr w:type="gramStart"/>
-            <w:r>
-              <w:rPr>
-                <w:rFonts w:ascii="ArialMT" w:cs="ArialMT"/>
-                <w:sz w:val="24"/>
-                <w:szCs w:val="24"/>
-              </w:rPr>
-              <w:t>name }</w:t>
-            </w:r>
-            <w:proofErr w:type="gramEnd"/>
-            <w:r>
-              <w:rPr>
-                <w:rFonts w:ascii="ArialMT" w:cs="ArialMT"/>
-                <w:sz w:val="24"/>
-                <w:szCs w:val="24"/>
-              </w:rPr>
-              <w:t>{ /</w:t>
-            </w:r>
-            <w:proofErr w:type="gramStart"/>
-            <w:r>
-              <w:rPr>
-                <w:rFonts w:ascii="ArialMT" w:cs="ArialMT"/>
-                <w:sz w:val="24"/>
-                <w:szCs w:val="24"/>
-              </w:rPr>
-              <w:t>partners }</w:t>
-            </w:r>
-            <w:proofErr w:type="gramEnd"/>
           </w:p>
         </w:tc>
         <w:tc>
@@ -1824,6 +1678,7 @@
   <w:style w:type="character" w:default="1" w:styleId="DefaultParagraphFont">
     <w:name w:val="Default Paragraph Font"/>
     <w:uiPriority w:val="1"/>
+    <w:semiHidden/>
     <w:unhideWhenUsed/>
   </w:style>
   <w:style w:type="table" w:default="1" w:styleId="TableNormal">

--- a/template1.docx
+++ b/template1.docx
@@ -194,7 +194,25 @@
           <w:sz w:val="26"/>
           <w:szCs w:val="26"/>
         </w:rPr>
-        <w:t>{gDate}</w:t>
+        <w:t>{</w:t>
+      </w:r>
+      <w:proofErr w:type="spellStart"/>
+      <w:r>
+        <w:rPr>
+          <w:rFonts w:asciiTheme="majorBidi" w:hAnsiTheme="majorBidi" w:cstheme="majorBidi"/>
+          <w:sz w:val="26"/>
+          <w:szCs w:val="26"/>
+        </w:rPr>
+        <w:t>gDate</w:t>
+      </w:r>
+      <w:proofErr w:type="spellEnd"/>
+      <w:r>
+        <w:rPr>
+          <w:rFonts w:asciiTheme="majorBidi" w:hAnsiTheme="majorBidi" w:cstheme="majorBidi"/>
+          <w:sz w:val="26"/>
+          <w:szCs w:val="26"/>
+        </w:rPr>
+        <w:t>}</w:t>
       </w:r>
       <w:r>
         <w:rPr>
@@ -238,7 +256,25 @@
           <w:sz w:val="26"/>
           <w:szCs w:val="26"/>
         </w:rPr>
-        <w:t>{companyName}</w:t>
+        <w:t>{</w:t>
+      </w:r>
+      <w:proofErr w:type="spellStart"/>
+      <w:r>
+        <w:rPr>
+          <w:rFonts w:asciiTheme="majorBidi" w:hAnsiTheme="majorBidi" w:cs="Times New Roman"/>
+          <w:sz w:val="26"/>
+          <w:szCs w:val="26"/>
+        </w:rPr>
+        <w:t>companyName</w:t>
+      </w:r>
+      <w:proofErr w:type="spellEnd"/>
+      <w:r>
+        <w:rPr>
+          <w:rFonts w:asciiTheme="majorBidi" w:hAnsiTheme="majorBidi" w:cs="Times New Roman"/>
+          <w:sz w:val="26"/>
+          <w:szCs w:val="26"/>
+        </w:rPr>
+        <w:t>}</w:t>
       </w:r>
       <w:r>
         <w:rPr>
@@ -255,7 +291,25 @@
           <w:sz w:val="26"/>
           <w:szCs w:val="26"/>
         </w:rPr>
-        <w:t>{crNumber}</w:t>
+        <w:t>{</w:t>
+      </w:r>
+      <w:proofErr w:type="spellStart"/>
+      <w:r>
+        <w:rPr>
+          <w:rFonts w:asciiTheme="majorBidi" w:hAnsiTheme="majorBidi" w:cs="Times New Roman"/>
+          <w:sz w:val="26"/>
+          <w:szCs w:val="26"/>
+        </w:rPr>
+        <w:t>crNumber</w:t>
+      </w:r>
+      <w:proofErr w:type="spellEnd"/>
+      <w:r>
+        <w:rPr>
+          <w:rFonts w:asciiTheme="majorBidi" w:hAnsiTheme="majorBidi" w:cs="Times New Roman"/>
+          <w:sz w:val="26"/>
+          <w:szCs w:val="26"/>
+        </w:rPr>
+        <w:t>}</w:t>
       </w:r>
       <w:r>
         <w:rPr>
@@ -390,7 +444,25 @@
           <w:sz w:val="26"/>
           <w:szCs w:val="26"/>
         </w:rPr>
-        <w:t>{yearEnd}</w:t>
+        <w:t>{</w:t>
+      </w:r>
+      <w:proofErr w:type="spellStart"/>
+      <w:r>
+        <w:rPr>
+          <w:rFonts w:asciiTheme="majorBidi" w:hAnsiTheme="majorBidi" w:cstheme="majorBidi"/>
+          <w:sz w:val="26"/>
+          <w:szCs w:val="26"/>
+        </w:rPr>
+        <w:t>yearEnd</w:t>
+      </w:r>
+      <w:proofErr w:type="spellEnd"/>
+      <w:r>
+        <w:rPr>
+          <w:rFonts w:asciiTheme="majorBidi" w:hAnsiTheme="majorBidi" w:cstheme="majorBidi"/>
+          <w:sz w:val="26"/>
+          <w:szCs w:val="26"/>
+        </w:rPr>
+        <w:t>}</w:t>
       </w:r>
       <w:r>
         <w:rPr>
@@ -485,8 +557,19 @@
           <w:szCs w:val="26"/>
           <w:rtl/>
         </w:rPr>
-        <w:t>ادة / شركة العساف وأبانمي</w:t>
-      </w:r>
+        <w:t xml:space="preserve">ادة / شركة العساف </w:t>
+      </w:r>
+      <w:proofErr w:type="spellStart"/>
+      <w:r>
+        <w:rPr>
+          <w:rFonts w:asciiTheme="majorBidi" w:hAnsiTheme="majorBidi" w:cstheme="majorBidi" w:hint="cs"/>
+          <w:sz w:val="26"/>
+          <w:szCs w:val="26"/>
+          <w:rtl/>
+        </w:rPr>
+        <w:t>وأبانمي</w:t>
+      </w:r>
+      <w:proofErr w:type="spellEnd"/>
       <w:r>
         <w:rPr>
           <w:rFonts w:asciiTheme="majorBidi" w:hAnsiTheme="majorBidi" w:cstheme="majorBidi" w:hint="cs"/>
@@ -538,7 +621,25 @@
           <w:sz w:val="26"/>
           <w:szCs w:val="26"/>
         </w:rPr>
-        <w:t>{yearEndShort}</w:t>
+        <w:t>{</w:t>
+      </w:r>
+      <w:proofErr w:type="spellStart"/>
+      <w:r>
+        <w:rPr>
+          <w:rFonts w:asciiTheme="majorBidi" w:hAnsiTheme="majorBidi" w:cstheme="majorBidi"/>
+          <w:sz w:val="26"/>
+          <w:szCs w:val="26"/>
+        </w:rPr>
+        <w:t>yearEndShort</w:t>
+      </w:r>
+      <w:proofErr w:type="spellEnd"/>
+      <w:r>
+        <w:rPr>
+          <w:rFonts w:asciiTheme="majorBidi" w:hAnsiTheme="majorBidi" w:cstheme="majorBidi"/>
+          <w:sz w:val="26"/>
+          <w:szCs w:val="26"/>
+        </w:rPr>
+        <w:t>}</w:t>
       </w:r>
       <w:r>
         <w:rPr>
@@ -622,7 +723,25 @@
           <w:sz w:val="26"/>
           <w:szCs w:val="26"/>
         </w:rPr>
-        <w:t>{authorizedPerson}</w:t>
+        <w:t>{</w:t>
+      </w:r>
+      <w:proofErr w:type="spellStart"/>
+      <w:r>
+        <w:rPr>
+          <w:rFonts w:asciiTheme="majorBidi" w:hAnsiTheme="majorBidi" w:cs="Times New Roman"/>
+          <w:sz w:val="26"/>
+          <w:szCs w:val="26"/>
+        </w:rPr>
+        <w:t>authorizedPerson</w:t>
+      </w:r>
+      <w:proofErr w:type="spellEnd"/>
+      <w:r>
+        <w:rPr>
+          <w:rFonts w:asciiTheme="majorBidi" w:hAnsiTheme="majorBidi" w:cs="Times New Roman"/>
+          <w:sz w:val="26"/>
+          <w:szCs w:val="26"/>
+        </w:rPr>
+        <w:t>}</w:t>
       </w:r>
       <w:r>
         <w:rPr>
@@ -755,78 +874,6 @@
           </w:p>
         </w:tc>
       </w:tr>
-      <w:tr>
-        <w:trPr>
-          <w:trHeight w:val="771"/>
-        </w:trPr>
-        <w:tc>
-          <w:tcPr>
-            <w:tcW w:w="4998" w:type="dxa"/>
-            <w:vAlign w:val="bottom"/>
-          </w:tcPr>
-          <w:p>
-            <w:pPr>
-              <w:ind w:right="-426"/>
-              <w:rPr>
-                <w:rFonts w:asciiTheme="majorBidi" w:hAnsiTheme="majorBidi" w:cstheme="majorBidi"/>
-                <w:sz w:val="28"/>
-                <w:szCs w:val="28"/>
-                <w:highlight w:val="yellow"/>
-                <w:rtl/>
-              </w:rPr>
-            </w:pPr>
-            <w:r>
-              <w:rPr>
-                <w:rFonts w:ascii="ArialMT" w:cs="ArialMT"/>
-                <w:sz w:val="24"/>
-                <w:szCs w:val="24"/>
-              </w:rPr>
-              <w:t>{#partners}{name}{/partners}</w:t>
-            </w:r>
-          </w:p>
-        </w:tc>
-        <w:tc>
-          <w:tcPr>
-            <w:tcW w:w="1974" w:type="dxa"/>
-          </w:tcPr>
-          <w:p>
-            <w:pPr>
-              <w:ind w:right="-426"/>
-              <w:rPr>
-                <w:rFonts w:asciiTheme="majorBidi" w:hAnsiTheme="majorBidi" w:cstheme="majorBidi"/>
-                <w:sz w:val="28"/>
-                <w:szCs w:val="28"/>
-                <w:rtl/>
-              </w:rPr>
-            </w:pPr>
-          </w:p>
-        </w:tc>
-        <w:tc>
-          <w:tcPr>
-            <w:tcW w:w="3156" w:type="dxa"/>
-            <w:vAlign w:val="bottom"/>
-          </w:tcPr>
-          <w:p>
-            <w:pPr>
-              <w:ind w:right="-426"/>
-              <w:rPr>
-                <w:rFonts w:asciiTheme="majorBidi" w:hAnsiTheme="majorBidi" w:cstheme="majorBidi"/>
-                <w:sz w:val="28"/>
-                <w:szCs w:val="28"/>
-                <w:rtl/>
-              </w:rPr>
-            </w:pPr>
-            <w:r>
-              <w:rPr>
-                <w:rFonts w:asciiTheme="majorBidi" w:hAnsiTheme="majorBidi" w:cstheme="majorBidi"/>
-                <w:sz w:val="28"/>
-                <w:szCs w:val="28"/>
-              </w:rPr>
-              <w:t>………….……………….</w:t>
-            </w:r>
-          </w:p>
-        </w:tc>
-      </w:tr>
     </w:tbl>
     <w:p>
       <w:pPr>
@@ -840,6 +887,38 @@
           <w:rtl/>
         </w:rPr>
       </w:pPr>
+      <w:r>
+        <w:rPr>
+          <w:rFonts w:asciiTheme="majorBidi" w:hAnsiTheme="majorBidi" w:cstheme="majorBidi"/>
+          <w:b/>
+          <w:bCs/>
+          <w:sz w:val="28"/>
+          <w:szCs w:val="28"/>
+        </w:rPr>
+        <w:t xml:space="preserve"> {#</w:t>
+      </w:r>
+      <w:proofErr w:type="gramStart"/>
+      <w:r>
+        <w:rPr>
+          <w:rFonts w:asciiTheme="majorBidi" w:hAnsiTheme="majorBidi" w:cstheme="majorBidi"/>
+          <w:b/>
+          <w:bCs/>
+          <w:sz w:val="28"/>
+          <w:szCs w:val="28"/>
+        </w:rPr>
+        <w:t>partners}{</w:t>
+      </w:r>
+      <w:proofErr w:type="gramEnd"/>
+      <w:r>
+        <w:rPr>
+          <w:rFonts w:asciiTheme="majorBidi" w:hAnsiTheme="majorBidi" w:cstheme="majorBidi"/>
+          <w:b/>
+          <w:bCs/>
+          <w:sz w:val="28"/>
+          <w:szCs w:val="28"/>
+        </w:rPr>
+        <w:t>name}{/partners}</w:t>
+      </w:r>
     </w:p>
     <w:p>
       <w:pPr>
@@ -1678,7 +1757,6 @@
   <w:style w:type="character" w:default="1" w:styleId="DefaultParagraphFont">
     <w:name w:val="Default Paragraph Font"/>
     <w:uiPriority w:val="1"/>
-    <w:semiHidden/>
     <w:unhideWhenUsed/>
   </w:style>
   <w:style w:type="table" w:default="1" w:styleId="TableNormal">

--- a/template1.docx
+++ b/template1.docx
@@ -194,25 +194,7 @@
           <w:sz w:val="26"/>
           <w:szCs w:val="26"/>
         </w:rPr>
-        <w:t>{</w:t>
-      </w:r>
-      <w:proofErr w:type="spellStart"/>
-      <w:r>
-        <w:rPr>
-          <w:rFonts w:asciiTheme="majorBidi" w:hAnsiTheme="majorBidi" w:cstheme="majorBidi"/>
-          <w:sz w:val="26"/>
-          <w:szCs w:val="26"/>
-        </w:rPr>
-        <w:t>gDate</w:t>
-      </w:r>
-      <w:proofErr w:type="spellEnd"/>
-      <w:r>
-        <w:rPr>
-          <w:rFonts w:asciiTheme="majorBidi" w:hAnsiTheme="majorBidi" w:cstheme="majorBidi"/>
-          <w:sz w:val="26"/>
-          <w:szCs w:val="26"/>
-        </w:rPr>
-        <w:t>}</w:t>
+        <w:t>{gDate}</w:t>
       </w:r>
       <w:r>
         <w:rPr>
@@ -256,60 +238,24 @@
           <w:sz w:val="26"/>
           <w:szCs w:val="26"/>
         </w:rPr>
-        <w:t>{</w:t>
-      </w:r>
-      <w:proofErr w:type="spellStart"/>
+        <w:t>{companyName}</w:t>
+      </w:r>
+      <w:r>
+        <w:rPr>
+          <w:rFonts w:asciiTheme="majorBidi" w:hAnsiTheme="majorBidi" w:cs="Times New Roman" w:hint="cs"/>
+          <w:sz w:val="26"/>
+          <w:szCs w:val="26"/>
+          <w:rtl/>
+        </w:rPr>
+        <w:t xml:space="preserve"> سجل تجاري</w:t>
+      </w:r>
       <w:r>
         <w:rPr>
           <w:rFonts w:asciiTheme="majorBidi" w:hAnsiTheme="majorBidi" w:cs="Times New Roman"/>
           <w:sz w:val="26"/>
           <w:szCs w:val="26"/>
         </w:rPr>
-        <w:t>companyName</w:t>
-      </w:r>
-      <w:proofErr w:type="spellEnd"/>
-      <w:r>
-        <w:rPr>
-          <w:rFonts w:asciiTheme="majorBidi" w:hAnsiTheme="majorBidi" w:cs="Times New Roman"/>
-          <w:sz w:val="26"/>
-          <w:szCs w:val="26"/>
-        </w:rPr>
-        <w:t>}</w:t>
-      </w:r>
-      <w:r>
-        <w:rPr>
-          <w:rFonts w:asciiTheme="majorBidi" w:hAnsiTheme="majorBidi" w:cs="Times New Roman" w:hint="cs"/>
-          <w:sz w:val="26"/>
-          <w:szCs w:val="26"/>
-          <w:rtl/>
-        </w:rPr>
-        <w:t xml:space="preserve"> سجل تجاري</w:t>
-      </w:r>
-      <w:r>
-        <w:rPr>
-          <w:rFonts w:asciiTheme="majorBidi" w:hAnsiTheme="majorBidi" w:cs="Times New Roman"/>
-          <w:sz w:val="26"/>
-          <w:szCs w:val="26"/>
-        </w:rPr>
-        <w:t>{</w:t>
-      </w:r>
-      <w:proofErr w:type="spellStart"/>
-      <w:r>
-        <w:rPr>
-          <w:rFonts w:asciiTheme="majorBidi" w:hAnsiTheme="majorBidi" w:cs="Times New Roman"/>
-          <w:sz w:val="26"/>
-          <w:szCs w:val="26"/>
-        </w:rPr>
-        <w:t>crNumber</w:t>
-      </w:r>
-      <w:proofErr w:type="spellEnd"/>
-      <w:r>
-        <w:rPr>
-          <w:rFonts w:asciiTheme="majorBidi" w:hAnsiTheme="majorBidi" w:cs="Times New Roman"/>
-          <w:sz w:val="26"/>
-          <w:szCs w:val="26"/>
-        </w:rPr>
-        <w:t>}</w:t>
+        <w:t>{crNumber}</w:t>
       </w:r>
       <w:r>
         <w:rPr>
@@ -444,25 +390,7 @@
           <w:sz w:val="26"/>
           <w:szCs w:val="26"/>
         </w:rPr>
-        <w:t>{</w:t>
-      </w:r>
-      <w:proofErr w:type="spellStart"/>
-      <w:r>
-        <w:rPr>
-          <w:rFonts w:asciiTheme="majorBidi" w:hAnsiTheme="majorBidi" w:cstheme="majorBidi"/>
-          <w:sz w:val="26"/>
-          <w:szCs w:val="26"/>
-        </w:rPr>
-        <w:t>yearEnd</w:t>
-      </w:r>
-      <w:proofErr w:type="spellEnd"/>
-      <w:r>
-        <w:rPr>
-          <w:rFonts w:asciiTheme="majorBidi" w:hAnsiTheme="majorBidi" w:cstheme="majorBidi"/>
-          <w:sz w:val="26"/>
-          <w:szCs w:val="26"/>
-        </w:rPr>
-        <w:t>}</w:t>
+        <w:t>{yearEnd}</w:t>
       </w:r>
       <w:r>
         <w:rPr>
@@ -557,19 +485,8 @@
           <w:szCs w:val="26"/>
           <w:rtl/>
         </w:rPr>
-        <w:t xml:space="preserve">ادة / شركة العساف </w:t>
-      </w:r>
-      <w:proofErr w:type="spellStart"/>
-      <w:r>
-        <w:rPr>
-          <w:rFonts w:asciiTheme="majorBidi" w:hAnsiTheme="majorBidi" w:cstheme="majorBidi" w:hint="cs"/>
-          <w:sz w:val="26"/>
-          <w:szCs w:val="26"/>
-          <w:rtl/>
-        </w:rPr>
-        <w:t>وأبانمي</w:t>
-      </w:r>
-      <w:proofErr w:type="spellEnd"/>
+        <w:t>ادة / شركة العساف وأبانمي</w:t>
+      </w:r>
       <w:r>
         <w:rPr>
           <w:rFonts w:asciiTheme="majorBidi" w:hAnsiTheme="majorBidi" w:cstheme="majorBidi" w:hint="cs"/>
@@ -621,25 +538,7 @@
           <w:sz w:val="26"/>
           <w:szCs w:val="26"/>
         </w:rPr>
-        <w:t>{</w:t>
-      </w:r>
-      <w:proofErr w:type="spellStart"/>
-      <w:r>
-        <w:rPr>
-          <w:rFonts w:asciiTheme="majorBidi" w:hAnsiTheme="majorBidi" w:cstheme="majorBidi"/>
-          <w:sz w:val="26"/>
-          <w:szCs w:val="26"/>
-        </w:rPr>
-        <w:t>yearEndShort</w:t>
-      </w:r>
-      <w:proofErr w:type="spellEnd"/>
-      <w:r>
-        <w:rPr>
-          <w:rFonts w:asciiTheme="majorBidi" w:hAnsiTheme="majorBidi" w:cstheme="majorBidi"/>
-          <w:sz w:val="26"/>
-          <w:szCs w:val="26"/>
-        </w:rPr>
-        <w:t>}</w:t>
+        <w:t>{yearEndShort}</w:t>
       </w:r>
       <w:r>
         <w:rPr>
@@ -723,25 +622,7 @@
           <w:sz w:val="26"/>
           <w:szCs w:val="26"/>
         </w:rPr>
-        <w:t>{</w:t>
-      </w:r>
-      <w:proofErr w:type="spellStart"/>
-      <w:r>
-        <w:rPr>
-          <w:rFonts w:asciiTheme="majorBidi" w:hAnsiTheme="majorBidi" w:cs="Times New Roman"/>
-          <w:sz w:val="26"/>
-          <w:szCs w:val="26"/>
-        </w:rPr>
-        <w:t>authorizedPerson</w:t>
-      </w:r>
-      <w:proofErr w:type="spellEnd"/>
-      <w:r>
-        <w:rPr>
-          <w:rFonts w:asciiTheme="majorBidi" w:hAnsiTheme="majorBidi" w:cs="Times New Roman"/>
-          <w:sz w:val="26"/>
-          <w:szCs w:val="26"/>
-        </w:rPr>
-        <w:t>}</w:t>
+        <w:t>{authorizedPerson}</w:t>
       </w:r>
       <w:r>
         <w:rPr>
@@ -825,6 +706,47 @@
               <w:t>اسم الشريك</w:t>
             </w:r>
           </w:p>
+          <w:p>
+            <w:pPr>
+              <w:pBdr>
+                <w:bottom w:val="single" w:sz="4" w:space="1" w:color="auto"/>
+              </w:pBdr>
+              <w:ind w:right="-426"/>
+              <w:jc w:val="center"/>
+              <w:rPr>
+                <w:rFonts w:asciiTheme="majorBidi" w:hAnsiTheme="majorBidi" w:cstheme="majorBidi"/>
+                <w:sz w:val="28"/>
+                <w:szCs w:val="28"/>
+                <w:rtl/>
+              </w:rPr>
+            </w:pPr>
+            <w:r>
+              <w:rPr>
+                <w:rFonts w:asciiTheme="majorBidi" w:hAnsiTheme="majorBidi" w:cstheme="majorBidi"/>
+                <w:sz w:val="28"/>
+                <w:szCs w:val="28"/>
+              </w:rPr>
+              <w:t>{#</w:t>
+            </w:r>
+            <w:proofErr w:type="gramStart"/>
+            <w:r>
+              <w:rPr>
+                <w:rFonts w:asciiTheme="majorBidi" w:hAnsiTheme="majorBidi" w:cstheme="majorBidi"/>
+                <w:sz w:val="28"/>
+                <w:szCs w:val="28"/>
+              </w:rPr>
+              <w:t>partners}{</w:t>
+            </w:r>
+            <w:proofErr w:type="gramEnd"/>
+            <w:r>
+              <w:rPr>
+                <w:rFonts w:asciiTheme="majorBidi" w:hAnsiTheme="majorBidi" w:cstheme="majorBidi"/>
+                <w:sz w:val="28"/>
+                <w:szCs w:val="28"/>
+              </w:rPr>
+              <w:t>name}</w:t>
+            </w:r>
+          </w:p>
         </w:tc>
         <w:tc>
           <w:tcPr>
@@ -872,6 +794,29 @@
               <w:t>التوقيع</w:t>
             </w:r>
           </w:p>
+          <w:p>
+            <w:pPr>
+              <w:pBdr>
+                <w:bottom w:val="single" w:sz="4" w:space="1" w:color="auto"/>
+              </w:pBdr>
+              <w:ind w:right="-426"/>
+              <w:jc w:val="center"/>
+              <w:rPr>
+                <w:rFonts w:asciiTheme="majorBidi" w:hAnsiTheme="majorBidi" w:cstheme="majorBidi"/>
+                <w:sz w:val="28"/>
+                <w:szCs w:val="28"/>
+                <w:rtl/>
+              </w:rPr>
+            </w:pPr>
+            <w:r>
+              <w:rPr>
+                <w:rFonts w:asciiTheme="majorBidi" w:hAnsiTheme="majorBidi" w:cstheme="majorBidi"/>
+                <w:sz w:val="28"/>
+                <w:szCs w:val="28"/>
+              </w:rPr>
+              <w:t>........................{/partners}</w:t>
+            </w:r>
+          </w:p>
         </w:tc>
       </w:tr>
     </w:tbl>
@@ -889,81 +834,73 @@
       </w:pPr>
       <w:r>
         <w:rPr>
+          <w:rFonts w:asciiTheme="majorBidi" w:hAnsiTheme="majorBidi" w:cstheme="majorBidi" w:hint="cs"/>
+          <w:b/>
+          <w:bCs/>
+          <w:sz w:val="28"/>
+          <w:szCs w:val="28"/>
+          <w:rtl/>
+        </w:rPr>
+        <w:t xml:space="preserve">                            </w:t>
+      </w:r>
+      <w:r>
+        <w:rPr>
+          <w:rFonts w:asciiTheme="majorBidi" w:hAnsiTheme="majorBidi" w:cstheme="majorBidi" w:hint="cs"/>
+          <w:b/>
+          <w:bCs/>
+          <w:sz w:val="28"/>
+          <w:szCs w:val="28"/>
+          <w:rtl/>
+        </w:rPr>
+        <w:t xml:space="preserve">        </w:t>
+      </w:r>
+      <w:r>
+        <w:rPr>
+          <w:rFonts w:asciiTheme="majorBidi" w:hAnsiTheme="majorBidi" w:cstheme="majorBidi" w:hint="cs"/>
+          <w:b/>
+          <w:bCs/>
+          <w:sz w:val="28"/>
+          <w:szCs w:val="28"/>
+          <w:rtl/>
+        </w:rPr>
+        <w:t xml:space="preserve">               </w:t>
+      </w:r>
+    </w:p>
+    <w:p>
+      <w:pPr>
+        <w:ind w:right="-426"/>
+        <w:rPr>
           <w:rFonts w:asciiTheme="majorBidi" w:hAnsiTheme="majorBidi" w:cstheme="majorBidi"/>
           <w:b/>
           <w:bCs/>
           <w:sz w:val="28"/>
           <w:szCs w:val="28"/>
-        </w:rPr>
-        <w:t xml:space="preserve"> {#</w:t>
-      </w:r>
-      <w:proofErr w:type="gramStart"/>
-      <w:r>
+          <w:rtl/>
+        </w:rPr>
+      </w:pPr>
+    </w:p>
+    <w:p>
+      <w:pPr>
+        <w:ind w:right="-426"/>
         <w:rPr>
           <w:rFonts w:asciiTheme="majorBidi" w:hAnsiTheme="majorBidi" w:cstheme="majorBidi"/>
           <w:b/>
           <w:bCs/>
           <w:sz w:val="28"/>
           <w:szCs w:val="28"/>
-        </w:rPr>
-        <w:t>partners}{</w:t>
-      </w:r>
-      <w:proofErr w:type="gramEnd"/>
-      <w:r>
-        <w:rPr>
-          <w:rFonts w:asciiTheme="majorBidi" w:hAnsiTheme="majorBidi" w:cstheme="majorBidi"/>
+          <w:rtl/>
+        </w:rPr>
+      </w:pPr>
+      <w:r>
+        <w:rPr>
+          <w:rFonts w:asciiTheme="majorBidi" w:hAnsiTheme="majorBidi" w:cstheme="majorBidi" w:hint="cs"/>
           <w:b/>
           <w:bCs/>
           <w:sz w:val="28"/>
           <w:szCs w:val="28"/>
-        </w:rPr>
-        <w:t>name}{/partners}</w:t>
-      </w:r>
-    </w:p>
-    <w:p>
-      <w:pPr>
-        <w:ind w:right="-426"/>
-        <w:rPr>
-          <w:rFonts w:asciiTheme="majorBidi" w:hAnsiTheme="majorBidi" w:cstheme="majorBidi"/>
-          <w:b/>
-          <w:bCs/>
-          <w:sz w:val="28"/>
-          <w:szCs w:val="28"/>
-          <w:rtl/>
-        </w:rPr>
-      </w:pPr>
-      <w:r>
-        <w:rPr>
-          <w:rFonts w:asciiTheme="majorBidi" w:hAnsiTheme="majorBidi" w:cstheme="majorBidi" w:hint="cs"/>
-          <w:b/>
-          <w:bCs/>
-          <w:sz w:val="28"/>
-          <w:szCs w:val="28"/>
-          <w:rtl/>
-        </w:rPr>
-        <w:t xml:space="preserve">                                 </w:t>
-      </w:r>
-      <w:r>
-        <w:rPr>
-          <w:rFonts w:asciiTheme="majorBidi" w:hAnsiTheme="majorBidi" w:cstheme="majorBidi" w:hint="cs"/>
-          <w:b/>
-          <w:bCs/>
-          <w:sz w:val="28"/>
-          <w:szCs w:val="28"/>
-          <w:rtl/>
-        </w:rPr>
-        <w:t xml:space="preserve">        </w:t>
-      </w:r>
-      <w:r>
-        <w:rPr>
-          <w:rFonts w:asciiTheme="majorBidi" w:hAnsiTheme="majorBidi" w:cstheme="majorBidi" w:hint="cs"/>
-          <w:b/>
-          <w:bCs/>
-          <w:sz w:val="28"/>
-          <w:szCs w:val="28"/>
-          <w:rtl/>
-        </w:rPr>
-        <w:t xml:space="preserve">               ختم الشركة</w:t>
+          <w:rtl/>
+        </w:rPr>
+        <w:t>ختم الشركة</w:t>
       </w:r>
     </w:p>
     <w:sectPr>

--- a/template1.docx
+++ b/template1.docx
@@ -726,25 +726,7 @@
                 <w:sz w:val="28"/>
                 <w:szCs w:val="28"/>
               </w:rPr>
-              <w:t>{#</w:t>
-            </w:r>
-            <w:proofErr w:type="gramStart"/>
-            <w:r>
-              <w:rPr>
-                <w:rFonts w:asciiTheme="majorBidi" w:hAnsiTheme="majorBidi" w:cstheme="majorBidi"/>
-                <w:sz w:val="28"/>
-                <w:szCs w:val="28"/>
-              </w:rPr>
-              <w:t>partners}{</w:t>
-            </w:r>
-            <w:proofErr w:type="gramEnd"/>
-            <w:r>
-              <w:rPr>
-                <w:rFonts w:asciiTheme="majorBidi" w:hAnsiTheme="majorBidi" w:cstheme="majorBidi"/>
-                <w:sz w:val="28"/>
-                <w:szCs w:val="28"/>
-              </w:rPr>
-              <w:t>name}</w:t>
+              <w:t>{name}{partners#}</w:t>
             </w:r>
           </w:p>
         </w:tc>
@@ -814,7 +796,7 @@
                 <w:sz w:val="28"/>
                 <w:szCs w:val="28"/>
               </w:rPr>
-              <w:t>........................{/partners}</w:t>
+              <w:t>{partners/}…………….</w:t>
             </w:r>
           </w:p>
         </w:tc>

--- a/template1.docx
+++ b/template1.docx
@@ -194,7 +194,25 @@
           <w:sz w:val="26"/>
           <w:szCs w:val="26"/>
         </w:rPr>
-        <w:t>{gDate}</w:t>
+        <w:t>{</w:t>
+      </w:r>
+      <w:proofErr w:type="spellStart"/>
+      <w:r>
+        <w:rPr>
+          <w:rFonts w:asciiTheme="majorBidi" w:hAnsiTheme="majorBidi" w:cstheme="majorBidi"/>
+          <w:sz w:val="26"/>
+          <w:szCs w:val="26"/>
+        </w:rPr>
+        <w:t>gDate</w:t>
+      </w:r>
+      <w:proofErr w:type="spellEnd"/>
+      <w:r>
+        <w:rPr>
+          <w:rFonts w:asciiTheme="majorBidi" w:hAnsiTheme="majorBidi" w:cstheme="majorBidi"/>
+          <w:sz w:val="26"/>
+          <w:szCs w:val="26"/>
+        </w:rPr>
+        <w:t>}</w:t>
       </w:r>
       <w:r>
         <w:rPr>
@@ -238,7 +256,25 @@
           <w:sz w:val="26"/>
           <w:szCs w:val="26"/>
         </w:rPr>
-        <w:t>{companyName}</w:t>
+        <w:t>{</w:t>
+      </w:r>
+      <w:proofErr w:type="spellStart"/>
+      <w:r>
+        <w:rPr>
+          <w:rFonts w:asciiTheme="majorBidi" w:hAnsiTheme="majorBidi" w:cs="Times New Roman"/>
+          <w:sz w:val="26"/>
+          <w:szCs w:val="26"/>
+        </w:rPr>
+        <w:t>companyName</w:t>
+      </w:r>
+      <w:proofErr w:type="spellEnd"/>
+      <w:r>
+        <w:rPr>
+          <w:rFonts w:asciiTheme="majorBidi" w:hAnsiTheme="majorBidi" w:cs="Times New Roman"/>
+          <w:sz w:val="26"/>
+          <w:szCs w:val="26"/>
+        </w:rPr>
+        <w:t>}</w:t>
       </w:r>
       <w:r>
         <w:rPr>
@@ -255,7 +291,25 @@
           <w:sz w:val="26"/>
           <w:szCs w:val="26"/>
         </w:rPr>
-        <w:t>{crNumber}</w:t>
+        <w:t>{</w:t>
+      </w:r>
+      <w:proofErr w:type="spellStart"/>
+      <w:r>
+        <w:rPr>
+          <w:rFonts w:asciiTheme="majorBidi" w:hAnsiTheme="majorBidi" w:cs="Times New Roman"/>
+          <w:sz w:val="26"/>
+          <w:szCs w:val="26"/>
+        </w:rPr>
+        <w:t>crNumber</w:t>
+      </w:r>
+      <w:proofErr w:type="spellEnd"/>
+      <w:r>
+        <w:rPr>
+          <w:rFonts w:asciiTheme="majorBidi" w:hAnsiTheme="majorBidi" w:cs="Times New Roman"/>
+          <w:sz w:val="26"/>
+          <w:szCs w:val="26"/>
+        </w:rPr>
+        <w:t>}</w:t>
       </w:r>
       <w:r>
         <w:rPr>
@@ -390,7 +444,25 @@
           <w:sz w:val="26"/>
           <w:szCs w:val="26"/>
         </w:rPr>
-        <w:t>{yearEnd}</w:t>
+        <w:t>{</w:t>
+      </w:r>
+      <w:proofErr w:type="spellStart"/>
+      <w:r>
+        <w:rPr>
+          <w:rFonts w:asciiTheme="majorBidi" w:hAnsiTheme="majorBidi" w:cstheme="majorBidi"/>
+          <w:sz w:val="26"/>
+          <w:szCs w:val="26"/>
+        </w:rPr>
+        <w:t>yearEnd</w:t>
+      </w:r>
+      <w:proofErr w:type="spellEnd"/>
+      <w:r>
+        <w:rPr>
+          <w:rFonts w:asciiTheme="majorBidi" w:hAnsiTheme="majorBidi" w:cstheme="majorBidi"/>
+          <w:sz w:val="26"/>
+          <w:szCs w:val="26"/>
+        </w:rPr>
+        <w:t>}</w:t>
       </w:r>
       <w:r>
         <w:rPr>
@@ -485,8 +557,19 @@
           <w:szCs w:val="26"/>
           <w:rtl/>
         </w:rPr>
-        <w:t>ادة / شركة العساف وأبانمي</w:t>
-      </w:r>
+        <w:t xml:space="preserve">ادة / شركة العساف </w:t>
+      </w:r>
+      <w:proofErr w:type="spellStart"/>
+      <w:r>
+        <w:rPr>
+          <w:rFonts w:asciiTheme="majorBidi" w:hAnsiTheme="majorBidi" w:cstheme="majorBidi" w:hint="cs"/>
+          <w:sz w:val="26"/>
+          <w:szCs w:val="26"/>
+          <w:rtl/>
+        </w:rPr>
+        <w:t>وأبانمي</w:t>
+      </w:r>
+      <w:proofErr w:type="spellEnd"/>
       <w:r>
         <w:rPr>
           <w:rFonts w:asciiTheme="majorBidi" w:hAnsiTheme="majorBidi" w:cstheme="majorBidi" w:hint="cs"/>
@@ -538,7 +621,25 @@
           <w:sz w:val="26"/>
           <w:szCs w:val="26"/>
         </w:rPr>
-        <w:t>{yearEndShort}</w:t>
+        <w:t>{</w:t>
+      </w:r>
+      <w:proofErr w:type="spellStart"/>
+      <w:r>
+        <w:rPr>
+          <w:rFonts w:asciiTheme="majorBidi" w:hAnsiTheme="majorBidi" w:cstheme="majorBidi"/>
+          <w:sz w:val="26"/>
+          <w:szCs w:val="26"/>
+        </w:rPr>
+        <w:t>yearEndShort</w:t>
+      </w:r>
+      <w:proofErr w:type="spellEnd"/>
+      <w:r>
+        <w:rPr>
+          <w:rFonts w:asciiTheme="majorBidi" w:hAnsiTheme="majorBidi" w:cstheme="majorBidi"/>
+          <w:sz w:val="26"/>
+          <w:szCs w:val="26"/>
+        </w:rPr>
+        <w:t>}</w:t>
       </w:r>
       <w:r>
         <w:rPr>
@@ -622,7 +723,25 @@
           <w:sz w:val="26"/>
           <w:szCs w:val="26"/>
         </w:rPr>
-        <w:t>{authorizedPerson}</w:t>
+        <w:t>{</w:t>
+      </w:r>
+      <w:proofErr w:type="spellStart"/>
+      <w:r>
+        <w:rPr>
+          <w:rFonts w:asciiTheme="majorBidi" w:hAnsiTheme="majorBidi" w:cs="Times New Roman"/>
+          <w:sz w:val="26"/>
+          <w:szCs w:val="26"/>
+        </w:rPr>
+        <w:t>authorizedPerson</w:t>
+      </w:r>
+      <w:proofErr w:type="spellEnd"/>
+      <w:r>
+        <w:rPr>
+          <w:rFonts w:asciiTheme="majorBidi" w:hAnsiTheme="majorBidi" w:cs="Times New Roman"/>
+          <w:sz w:val="26"/>
+          <w:szCs w:val="26"/>
+        </w:rPr>
+        <w:t>}</w:t>
       </w:r>
       <w:r>
         <w:rPr>
@@ -669,9 +788,9 @@
         <w:tblLook w:val="04A0" w:firstRow="1" w:lastRow="0" w:firstColumn="1" w:lastColumn="0" w:noHBand="0" w:noVBand="1"/>
       </w:tblPr>
       <w:tblGrid>
-        <w:gridCol w:w="4998"/>
-        <w:gridCol w:w="1974"/>
-        <w:gridCol w:w="3156"/>
+        <w:gridCol w:w="4742"/>
+        <w:gridCol w:w="1801"/>
+        <w:gridCol w:w="3585"/>
       </w:tblGrid>
       <w:tr>
         <w:trPr>
@@ -717,6 +836,56 @@
                 <w:rFonts w:asciiTheme="majorBidi" w:hAnsiTheme="majorBidi" w:cstheme="majorBidi"/>
                 <w:sz w:val="28"/>
                 <w:szCs w:val="28"/>
+              </w:rPr>
+            </w:pPr>
+            <w:proofErr w:type="gramStart"/>
+            <w:r>
+              <w:rPr>
+                <w:rFonts w:asciiTheme="majorBidi" w:hAnsiTheme="majorBidi" w:cstheme="majorBidi"/>
+                <w:sz w:val="28"/>
+                <w:szCs w:val="28"/>
+              </w:rPr>
+              <w:t>  {</w:t>
+            </w:r>
+            <w:proofErr w:type="gramEnd"/>
+            <w:r>
+              <w:rPr>
+                <w:rFonts w:asciiTheme="majorBidi" w:hAnsiTheme="majorBidi" w:cstheme="majorBidi"/>
+                <w:sz w:val="28"/>
+                <w:szCs w:val="28"/>
+              </w:rPr>
+              <w:t>#</w:t>
+            </w:r>
+            <w:proofErr w:type="gramStart"/>
+            <w:r>
+              <w:rPr>
+                <w:rFonts w:asciiTheme="majorBidi" w:hAnsiTheme="majorBidi" w:cstheme="majorBidi"/>
+                <w:sz w:val="28"/>
+                <w:szCs w:val="28"/>
+              </w:rPr>
+              <w:t>partners}{</w:t>
+            </w:r>
+            <w:proofErr w:type="gramEnd"/>
+            <w:r>
+              <w:rPr>
+                <w:rFonts w:asciiTheme="majorBidi" w:hAnsiTheme="majorBidi" w:cstheme="majorBidi"/>
+                <w:sz w:val="28"/>
+                <w:szCs w:val="28"/>
+              </w:rPr>
+              <w:t>name}</w:t>
+            </w:r>
+          </w:p>
+          <w:p>
+            <w:pPr>
+              <w:pBdr>
+                <w:bottom w:val="single" w:sz="4" w:space="1" w:color="auto"/>
+              </w:pBdr>
+              <w:ind w:right="-426"/>
+              <w:jc w:val="center"/>
+              <w:rPr>
+                <w:rFonts w:asciiTheme="majorBidi" w:hAnsiTheme="majorBidi" w:cstheme="majorBidi"/>
+                <w:sz w:val="28"/>
+                <w:szCs w:val="28"/>
                 <w:rtl/>
               </w:rPr>
             </w:pPr>
@@ -726,7 +895,7 @@
                 <w:sz w:val="28"/>
                 <w:szCs w:val="28"/>
               </w:rPr>
-              <w:t>{name}{partners#}</w:t>
+              <w:t xml:space="preserve">  </w:t>
             </w:r>
           </w:p>
         </w:tc>
@@ -778,6 +947,10 @@
           </w:p>
           <w:p>
             <w:pPr>
+              <w:numPr>
+                <w:ilvl w:val="0"/>
+                <w:numId w:val="5"/>
+              </w:numPr>
               <w:pBdr>
                 <w:bottom w:val="single" w:sz="4" w:space="1" w:color="auto"/>
               </w:pBdr>
@@ -787,7 +960,6 @@
                 <w:rFonts w:asciiTheme="majorBidi" w:hAnsiTheme="majorBidi" w:cstheme="majorBidi"/>
                 <w:sz w:val="28"/>
                 <w:szCs w:val="28"/>
-                <w:rtl/>
               </w:rPr>
             </w:pPr>
             <w:r>
@@ -796,8 +968,23 @@
                 <w:sz w:val="28"/>
                 <w:szCs w:val="28"/>
               </w:rPr>
-              <w:t>{partners/}…………….</w:t>
+              <w:t>....................{/partners}</w:t>
             </w:r>
+          </w:p>
+          <w:p>
+            <w:pPr>
+              <w:pBdr>
+                <w:bottom w:val="single" w:sz="4" w:space="1" w:color="auto"/>
+              </w:pBdr>
+              <w:ind w:right="-426"/>
+              <w:jc w:val="center"/>
+              <w:rPr>
+                <w:rFonts w:asciiTheme="majorBidi" w:hAnsiTheme="majorBidi" w:cstheme="majorBidi" w:hint="cs"/>
+                <w:sz w:val="28"/>
+                <w:szCs w:val="28"/>
+                <w:rtl/>
+              </w:rPr>
+            </w:pPr>
           </w:p>
         </w:tc>
       </w:tr>
@@ -1167,6 +1354,155 @@
     </w:lvl>
   </w:abstractNum>
   <w:abstractNum w:abstractNumId="3" w15:restartNumberingAfterBreak="0">
+    <w:nsid w:val="66C55F3F"/>
+    <w:multiLevelType w:val="multilevel"/>
+    <w:tmpl w:val="87DCA754"/>
+    <w:lvl w:ilvl="0">
+      <w:start w:val="1"/>
+      <w:numFmt w:val="bullet"/>
+      <w:lvlText w:val=""/>
+      <w:lvlJc w:val="left"/>
+      <w:pPr>
+        <w:tabs>
+          <w:tab w:val="num" w:pos="720"/>
+        </w:tabs>
+        <w:ind w:left="720" w:hanging="360"/>
+      </w:pPr>
+      <w:rPr>
+        <w:rFonts w:ascii="Symbol" w:hAnsi="Symbol" w:hint="default"/>
+        <w:sz w:val="20"/>
+      </w:rPr>
+    </w:lvl>
+    <w:lvl w:ilvl="1" w:tentative="1">
+      <w:start w:val="1"/>
+      <w:numFmt w:val="bullet"/>
+      <w:lvlText w:val="o"/>
+      <w:lvlJc w:val="left"/>
+      <w:pPr>
+        <w:tabs>
+          <w:tab w:val="num" w:pos="1440"/>
+        </w:tabs>
+        <w:ind w:left="1440" w:hanging="360"/>
+      </w:pPr>
+      <w:rPr>
+        <w:rFonts w:ascii="Courier New" w:hAnsi="Courier New" w:hint="default"/>
+        <w:sz w:val="20"/>
+      </w:rPr>
+    </w:lvl>
+    <w:lvl w:ilvl="2" w:tentative="1">
+      <w:start w:val="1"/>
+      <w:numFmt w:val="bullet"/>
+      <w:lvlText w:val=""/>
+      <w:lvlJc w:val="left"/>
+      <w:pPr>
+        <w:tabs>
+          <w:tab w:val="num" w:pos="2160"/>
+        </w:tabs>
+        <w:ind w:left="2160" w:hanging="360"/>
+      </w:pPr>
+      <w:rPr>
+        <w:rFonts w:ascii="Wingdings" w:hAnsi="Wingdings" w:hint="default"/>
+        <w:sz w:val="20"/>
+      </w:rPr>
+    </w:lvl>
+    <w:lvl w:ilvl="3" w:tentative="1">
+      <w:start w:val="1"/>
+      <w:numFmt w:val="bullet"/>
+      <w:lvlText w:val=""/>
+      <w:lvlJc w:val="left"/>
+      <w:pPr>
+        <w:tabs>
+          <w:tab w:val="num" w:pos="2880"/>
+        </w:tabs>
+        <w:ind w:left="2880" w:hanging="360"/>
+      </w:pPr>
+      <w:rPr>
+        <w:rFonts w:ascii="Wingdings" w:hAnsi="Wingdings" w:hint="default"/>
+        <w:sz w:val="20"/>
+      </w:rPr>
+    </w:lvl>
+    <w:lvl w:ilvl="4" w:tentative="1">
+      <w:start w:val="1"/>
+      <w:numFmt w:val="bullet"/>
+      <w:lvlText w:val=""/>
+      <w:lvlJc w:val="left"/>
+      <w:pPr>
+        <w:tabs>
+          <w:tab w:val="num" w:pos="3600"/>
+        </w:tabs>
+        <w:ind w:left="3600" w:hanging="360"/>
+      </w:pPr>
+      <w:rPr>
+        <w:rFonts w:ascii="Wingdings" w:hAnsi="Wingdings" w:hint="default"/>
+        <w:sz w:val="20"/>
+      </w:rPr>
+    </w:lvl>
+    <w:lvl w:ilvl="5" w:tentative="1">
+      <w:start w:val="1"/>
+      <w:numFmt w:val="bullet"/>
+      <w:lvlText w:val=""/>
+      <w:lvlJc w:val="left"/>
+      <w:pPr>
+        <w:tabs>
+          <w:tab w:val="num" w:pos="4320"/>
+        </w:tabs>
+        <w:ind w:left="4320" w:hanging="360"/>
+      </w:pPr>
+      <w:rPr>
+        <w:rFonts w:ascii="Wingdings" w:hAnsi="Wingdings" w:hint="default"/>
+        <w:sz w:val="20"/>
+      </w:rPr>
+    </w:lvl>
+    <w:lvl w:ilvl="6" w:tentative="1">
+      <w:start w:val="1"/>
+      <w:numFmt w:val="bullet"/>
+      <w:lvlText w:val=""/>
+      <w:lvlJc w:val="left"/>
+      <w:pPr>
+        <w:tabs>
+          <w:tab w:val="num" w:pos="5040"/>
+        </w:tabs>
+        <w:ind w:left="5040" w:hanging="360"/>
+      </w:pPr>
+      <w:rPr>
+        <w:rFonts w:ascii="Wingdings" w:hAnsi="Wingdings" w:hint="default"/>
+        <w:sz w:val="20"/>
+      </w:rPr>
+    </w:lvl>
+    <w:lvl w:ilvl="7" w:tentative="1">
+      <w:start w:val="1"/>
+      <w:numFmt w:val="bullet"/>
+      <w:lvlText w:val=""/>
+      <w:lvlJc w:val="left"/>
+      <w:pPr>
+        <w:tabs>
+          <w:tab w:val="num" w:pos="5760"/>
+        </w:tabs>
+        <w:ind w:left="5760" w:hanging="360"/>
+      </w:pPr>
+      <w:rPr>
+        <w:rFonts w:ascii="Wingdings" w:hAnsi="Wingdings" w:hint="default"/>
+        <w:sz w:val="20"/>
+      </w:rPr>
+    </w:lvl>
+    <w:lvl w:ilvl="8" w:tentative="1">
+      <w:start w:val="1"/>
+      <w:numFmt w:val="bullet"/>
+      <w:lvlText w:val=""/>
+      <w:lvlJc w:val="left"/>
+      <w:pPr>
+        <w:tabs>
+          <w:tab w:val="num" w:pos="6480"/>
+        </w:tabs>
+        <w:ind w:left="6480" w:hanging="360"/>
+      </w:pPr>
+      <w:rPr>
+        <w:rFonts w:ascii="Wingdings" w:hAnsi="Wingdings" w:hint="default"/>
+        <w:sz w:val="20"/>
+      </w:rPr>
+    </w:lvl>
+  </w:abstractNum>
+  <w:abstractNum w:abstractNumId="4" w15:restartNumberingAfterBreak="0">
     <w:nsid w:val="7B497D8B"/>
     <w:multiLevelType w:val="hybridMultilevel"/>
     <w:tmpl w:val="26923A90"/>
@@ -1262,10 +1598,13 @@
     <w:abstractNumId w:val="1"/>
   </w:num>
   <w:num w:numId="3" w16cid:durableId="1028406885">
-    <w:abstractNumId w:val="3"/>
+    <w:abstractNumId w:val="4"/>
   </w:num>
   <w:num w:numId="4" w16cid:durableId="2095082221">
     <w:abstractNumId w:val="0"/>
+  </w:num>
+  <w:num w:numId="5" w16cid:durableId="1987319181">
+    <w:abstractNumId w:val="3"/>
   </w:num>
 </w:numbering>
 </file>

--- a/template1.docx
+++ b/template1.docx
@@ -194,25 +194,7 @@
           <w:sz w:val="26"/>
           <w:szCs w:val="26"/>
         </w:rPr>
-        <w:t>{</w:t>
-      </w:r>
-      <w:proofErr w:type="spellStart"/>
-      <w:r>
-        <w:rPr>
-          <w:rFonts w:asciiTheme="majorBidi" w:hAnsiTheme="majorBidi" w:cstheme="majorBidi"/>
-          <w:sz w:val="26"/>
-          <w:szCs w:val="26"/>
-        </w:rPr>
-        <w:t>gDate</w:t>
-      </w:r>
-      <w:proofErr w:type="spellEnd"/>
-      <w:r>
-        <w:rPr>
-          <w:rFonts w:asciiTheme="majorBidi" w:hAnsiTheme="majorBidi" w:cstheme="majorBidi"/>
-          <w:sz w:val="26"/>
-          <w:szCs w:val="26"/>
-        </w:rPr>
-        <w:t>}</w:t>
+        <w:t>{gDate}</w:t>
       </w:r>
       <w:r>
         <w:rPr>
@@ -256,60 +238,24 @@
           <w:sz w:val="26"/>
           <w:szCs w:val="26"/>
         </w:rPr>
-        <w:t>{</w:t>
-      </w:r>
-      <w:proofErr w:type="spellStart"/>
+        <w:t>{companyName}</w:t>
+      </w:r>
+      <w:r>
+        <w:rPr>
+          <w:rFonts w:asciiTheme="majorBidi" w:hAnsiTheme="majorBidi" w:cs="Times New Roman" w:hint="cs"/>
+          <w:sz w:val="26"/>
+          <w:szCs w:val="26"/>
+          <w:rtl/>
+        </w:rPr>
+        <w:t xml:space="preserve"> سجل تجاري</w:t>
+      </w:r>
       <w:r>
         <w:rPr>
           <w:rFonts w:asciiTheme="majorBidi" w:hAnsiTheme="majorBidi" w:cs="Times New Roman"/>
           <w:sz w:val="26"/>
           <w:szCs w:val="26"/>
         </w:rPr>
-        <w:t>companyName</w:t>
-      </w:r>
-      <w:proofErr w:type="spellEnd"/>
-      <w:r>
-        <w:rPr>
-          <w:rFonts w:asciiTheme="majorBidi" w:hAnsiTheme="majorBidi" w:cs="Times New Roman"/>
-          <w:sz w:val="26"/>
-          <w:szCs w:val="26"/>
-        </w:rPr>
-        <w:t>}</w:t>
-      </w:r>
-      <w:r>
-        <w:rPr>
-          <w:rFonts w:asciiTheme="majorBidi" w:hAnsiTheme="majorBidi" w:cs="Times New Roman" w:hint="cs"/>
-          <w:sz w:val="26"/>
-          <w:szCs w:val="26"/>
-          <w:rtl/>
-        </w:rPr>
-        <w:t xml:space="preserve"> سجل تجاري</w:t>
-      </w:r>
-      <w:r>
-        <w:rPr>
-          <w:rFonts w:asciiTheme="majorBidi" w:hAnsiTheme="majorBidi" w:cs="Times New Roman"/>
-          <w:sz w:val="26"/>
-          <w:szCs w:val="26"/>
-        </w:rPr>
-        <w:t>{</w:t>
-      </w:r>
-      <w:proofErr w:type="spellStart"/>
-      <w:r>
-        <w:rPr>
-          <w:rFonts w:asciiTheme="majorBidi" w:hAnsiTheme="majorBidi" w:cs="Times New Roman"/>
-          <w:sz w:val="26"/>
-          <w:szCs w:val="26"/>
-        </w:rPr>
-        <w:t>crNumber</w:t>
-      </w:r>
-      <w:proofErr w:type="spellEnd"/>
-      <w:r>
-        <w:rPr>
-          <w:rFonts w:asciiTheme="majorBidi" w:hAnsiTheme="majorBidi" w:cs="Times New Roman"/>
-          <w:sz w:val="26"/>
-          <w:szCs w:val="26"/>
-        </w:rPr>
-        <w:t>}</w:t>
+        <w:t>{crNumber}</w:t>
       </w:r>
       <w:r>
         <w:rPr>
@@ -444,25 +390,7 @@
           <w:sz w:val="26"/>
           <w:szCs w:val="26"/>
         </w:rPr>
-        <w:t>{</w:t>
-      </w:r>
-      <w:proofErr w:type="spellStart"/>
-      <w:r>
-        <w:rPr>
-          <w:rFonts w:asciiTheme="majorBidi" w:hAnsiTheme="majorBidi" w:cstheme="majorBidi"/>
-          <w:sz w:val="26"/>
-          <w:szCs w:val="26"/>
-        </w:rPr>
-        <w:t>yearEnd</w:t>
-      </w:r>
-      <w:proofErr w:type="spellEnd"/>
-      <w:r>
-        <w:rPr>
-          <w:rFonts w:asciiTheme="majorBidi" w:hAnsiTheme="majorBidi" w:cstheme="majorBidi"/>
-          <w:sz w:val="26"/>
-          <w:szCs w:val="26"/>
-        </w:rPr>
-        <w:t>}</w:t>
+        <w:t>{yearEnd}</w:t>
       </w:r>
       <w:r>
         <w:rPr>
@@ -557,19 +485,8 @@
           <w:szCs w:val="26"/>
           <w:rtl/>
         </w:rPr>
-        <w:t xml:space="preserve">ادة / شركة العساف </w:t>
-      </w:r>
-      <w:proofErr w:type="spellStart"/>
-      <w:r>
-        <w:rPr>
-          <w:rFonts w:asciiTheme="majorBidi" w:hAnsiTheme="majorBidi" w:cstheme="majorBidi" w:hint="cs"/>
-          <w:sz w:val="26"/>
-          <w:szCs w:val="26"/>
-          <w:rtl/>
-        </w:rPr>
-        <w:t>وأبانمي</w:t>
-      </w:r>
-      <w:proofErr w:type="spellEnd"/>
+        <w:t>ادة / شركة العساف وأبانمي</w:t>
+      </w:r>
       <w:r>
         <w:rPr>
           <w:rFonts w:asciiTheme="majorBidi" w:hAnsiTheme="majorBidi" w:cstheme="majorBidi" w:hint="cs"/>
@@ -621,25 +538,7 @@
           <w:sz w:val="26"/>
           <w:szCs w:val="26"/>
         </w:rPr>
-        <w:t>{</w:t>
-      </w:r>
-      <w:proofErr w:type="spellStart"/>
-      <w:r>
-        <w:rPr>
-          <w:rFonts w:asciiTheme="majorBidi" w:hAnsiTheme="majorBidi" w:cstheme="majorBidi"/>
-          <w:sz w:val="26"/>
-          <w:szCs w:val="26"/>
-        </w:rPr>
-        <w:t>yearEndShort</w:t>
-      </w:r>
-      <w:proofErr w:type="spellEnd"/>
-      <w:r>
-        <w:rPr>
-          <w:rFonts w:asciiTheme="majorBidi" w:hAnsiTheme="majorBidi" w:cstheme="majorBidi"/>
-          <w:sz w:val="26"/>
-          <w:szCs w:val="26"/>
-        </w:rPr>
-        <w:t>}</w:t>
+        <w:t>{yearEndShort}</w:t>
       </w:r>
       <w:r>
         <w:rPr>
@@ -723,25 +622,7 @@
           <w:sz w:val="26"/>
           <w:szCs w:val="26"/>
         </w:rPr>
-        <w:t>{</w:t>
-      </w:r>
-      <w:proofErr w:type="spellStart"/>
-      <w:r>
-        <w:rPr>
-          <w:rFonts w:asciiTheme="majorBidi" w:hAnsiTheme="majorBidi" w:cs="Times New Roman"/>
-          <w:sz w:val="26"/>
-          <w:szCs w:val="26"/>
-        </w:rPr>
-        <w:t>authorizedPerson</w:t>
-      </w:r>
-      <w:proofErr w:type="spellEnd"/>
-      <w:r>
-        <w:rPr>
-          <w:rFonts w:asciiTheme="majorBidi" w:hAnsiTheme="majorBidi" w:cs="Times New Roman"/>
-          <w:sz w:val="26"/>
-          <w:szCs w:val="26"/>
-        </w:rPr>
-        <w:t>}</w:t>
+        <w:t>{authorizedPerson}</w:t>
       </w:r>
       <w:r>
         <w:rPr>
@@ -838,23 +719,13 @@
                 <w:szCs w:val="28"/>
               </w:rPr>
             </w:pPr>
-            <w:proofErr w:type="gramStart"/>
             <w:r>
               <w:rPr>
                 <w:rFonts w:asciiTheme="majorBidi" w:hAnsiTheme="majorBidi" w:cstheme="majorBidi"/>
                 <w:sz w:val="28"/>
                 <w:szCs w:val="28"/>
               </w:rPr>
-              <w:t>  {</w:t>
-            </w:r>
-            <w:proofErr w:type="gramEnd"/>
-            <w:r>
-              <w:rPr>
-                <w:rFonts w:asciiTheme="majorBidi" w:hAnsiTheme="majorBidi" w:cstheme="majorBidi"/>
-                <w:sz w:val="28"/>
-                <w:szCs w:val="28"/>
-              </w:rPr>
-              <w:t>#</w:t>
+              <w:t xml:space="preserve">  {#</w:t>
             </w:r>
             <w:proofErr w:type="gramStart"/>
             <w:r>
@@ -889,14 +760,6 @@
                 <w:rtl/>
               </w:rPr>
             </w:pPr>
-            <w:r>
-              <w:rPr>
-                <w:rFonts w:asciiTheme="majorBidi" w:hAnsiTheme="majorBidi" w:cstheme="majorBidi"/>
-                <w:sz w:val="28"/>
-                <w:szCs w:val="28"/>
-              </w:rPr>
-              <w:t xml:space="preserve">  </w:t>
-            </w:r>
           </w:p>
         </w:tc>
         <w:tc>

--- a/template1.docx
+++ b/template1.docx
@@ -194,7 +194,25 @@
           <w:sz w:val="26"/>
           <w:szCs w:val="26"/>
         </w:rPr>
-        <w:t>{gDate}</w:t>
+        <w:t>{</w:t>
+      </w:r>
+      <w:proofErr w:type="spellStart"/>
+      <w:r>
+        <w:rPr>
+          <w:rFonts w:asciiTheme="majorBidi" w:hAnsiTheme="majorBidi" w:cstheme="majorBidi"/>
+          <w:sz w:val="26"/>
+          <w:szCs w:val="26"/>
+        </w:rPr>
+        <w:t>gDate</w:t>
+      </w:r>
+      <w:proofErr w:type="spellEnd"/>
+      <w:r>
+        <w:rPr>
+          <w:rFonts w:asciiTheme="majorBidi" w:hAnsiTheme="majorBidi" w:cstheme="majorBidi"/>
+          <w:sz w:val="26"/>
+          <w:szCs w:val="26"/>
+        </w:rPr>
+        <w:t>}</w:t>
       </w:r>
       <w:r>
         <w:rPr>
@@ -238,7 +256,25 @@
           <w:sz w:val="26"/>
           <w:szCs w:val="26"/>
         </w:rPr>
-        <w:t>{companyName}</w:t>
+        <w:t>{</w:t>
+      </w:r>
+      <w:proofErr w:type="spellStart"/>
+      <w:r>
+        <w:rPr>
+          <w:rFonts w:asciiTheme="majorBidi" w:hAnsiTheme="majorBidi" w:cs="Times New Roman"/>
+          <w:sz w:val="26"/>
+          <w:szCs w:val="26"/>
+        </w:rPr>
+        <w:t>companyName</w:t>
+      </w:r>
+      <w:proofErr w:type="spellEnd"/>
+      <w:r>
+        <w:rPr>
+          <w:rFonts w:asciiTheme="majorBidi" w:hAnsiTheme="majorBidi" w:cs="Times New Roman"/>
+          <w:sz w:val="26"/>
+          <w:szCs w:val="26"/>
+        </w:rPr>
+        <w:t>}</w:t>
       </w:r>
       <w:r>
         <w:rPr>
@@ -255,7 +291,25 @@
           <w:sz w:val="26"/>
           <w:szCs w:val="26"/>
         </w:rPr>
-        <w:t>{crNumber}</w:t>
+        <w:t>{</w:t>
+      </w:r>
+      <w:proofErr w:type="spellStart"/>
+      <w:r>
+        <w:rPr>
+          <w:rFonts w:asciiTheme="majorBidi" w:hAnsiTheme="majorBidi" w:cs="Times New Roman"/>
+          <w:sz w:val="26"/>
+          <w:szCs w:val="26"/>
+        </w:rPr>
+        <w:t>crNumber</w:t>
+      </w:r>
+      <w:proofErr w:type="spellEnd"/>
+      <w:r>
+        <w:rPr>
+          <w:rFonts w:asciiTheme="majorBidi" w:hAnsiTheme="majorBidi" w:cs="Times New Roman"/>
+          <w:sz w:val="26"/>
+          <w:szCs w:val="26"/>
+        </w:rPr>
+        <w:t>}</w:t>
       </w:r>
       <w:r>
         <w:rPr>
@@ -390,7 +444,25 @@
           <w:sz w:val="26"/>
           <w:szCs w:val="26"/>
         </w:rPr>
-        <w:t>{yearEnd}</w:t>
+        <w:t>{</w:t>
+      </w:r>
+      <w:proofErr w:type="spellStart"/>
+      <w:r>
+        <w:rPr>
+          <w:rFonts w:asciiTheme="majorBidi" w:hAnsiTheme="majorBidi" w:cstheme="majorBidi"/>
+          <w:sz w:val="26"/>
+          <w:szCs w:val="26"/>
+        </w:rPr>
+        <w:t>yearEnd</w:t>
+      </w:r>
+      <w:proofErr w:type="spellEnd"/>
+      <w:r>
+        <w:rPr>
+          <w:rFonts w:asciiTheme="majorBidi" w:hAnsiTheme="majorBidi" w:cstheme="majorBidi"/>
+          <w:sz w:val="26"/>
+          <w:szCs w:val="26"/>
+        </w:rPr>
+        <w:t>}</w:t>
       </w:r>
       <w:r>
         <w:rPr>
@@ -485,8 +557,19 @@
           <w:szCs w:val="26"/>
           <w:rtl/>
         </w:rPr>
-        <w:t>ادة / شركة العساف وأبانمي</w:t>
-      </w:r>
+        <w:t xml:space="preserve">ادة / شركة العساف </w:t>
+      </w:r>
+      <w:proofErr w:type="spellStart"/>
+      <w:r>
+        <w:rPr>
+          <w:rFonts w:asciiTheme="majorBidi" w:hAnsiTheme="majorBidi" w:cstheme="majorBidi" w:hint="cs"/>
+          <w:sz w:val="26"/>
+          <w:szCs w:val="26"/>
+          <w:rtl/>
+        </w:rPr>
+        <w:t>وأبانمي</w:t>
+      </w:r>
+      <w:proofErr w:type="spellEnd"/>
       <w:r>
         <w:rPr>
           <w:rFonts w:asciiTheme="majorBidi" w:hAnsiTheme="majorBidi" w:cstheme="majorBidi" w:hint="cs"/>
@@ -538,7 +621,25 @@
           <w:sz w:val="26"/>
           <w:szCs w:val="26"/>
         </w:rPr>
-        <w:t>{yearEndShort}</w:t>
+        <w:t>{</w:t>
+      </w:r>
+      <w:proofErr w:type="spellStart"/>
+      <w:r>
+        <w:rPr>
+          <w:rFonts w:asciiTheme="majorBidi" w:hAnsiTheme="majorBidi" w:cstheme="majorBidi"/>
+          <w:sz w:val="26"/>
+          <w:szCs w:val="26"/>
+        </w:rPr>
+        <w:t>yearEndShort</w:t>
+      </w:r>
+      <w:proofErr w:type="spellEnd"/>
+      <w:r>
+        <w:rPr>
+          <w:rFonts w:asciiTheme="majorBidi" w:hAnsiTheme="majorBidi" w:cstheme="majorBidi"/>
+          <w:sz w:val="26"/>
+          <w:szCs w:val="26"/>
+        </w:rPr>
+        <w:t>}</w:t>
       </w:r>
       <w:r>
         <w:rPr>
@@ -622,7 +723,25 @@
           <w:sz w:val="26"/>
           <w:szCs w:val="26"/>
         </w:rPr>
-        <w:t>{authorizedPerson}</w:t>
+        <w:t>{</w:t>
+      </w:r>
+      <w:proofErr w:type="spellStart"/>
+      <w:r>
+        <w:rPr>
+          <w:rFonts w:asciiTheme="majorBidi" w:hAnsiTheme="majorBidi" w:cs="Times New Roman"/>
+          <w:sz w:val="26"/>
+          <w:szCs w:val="26"/>
+        </w:rPr>
+        <w:t>authorizedPerson</w:t>
+      </w:r>
+      <w:proofErr w:type="spellEnd"/>
+      <w:r>
+        <w:rPr>
+          <w:rFonts w:asciiTheme="majorBidi" w:hAnsiTheme="majorBidi" w:cs="Times New Roman"/>
+          <w:sz w:val="26"/>
+          <w:szCs w:val="26"/>
+        </w:rPr>
+        <w:t>}</w:t>
       </w:r>
       <w:r>
         <w:rPr>
@@ -719,13 +838,23 @@
                 <w:szCs w:val="28"/>
               </w:rPr>
             </w:pPr>
+            <w:proofErr w:type="gramStart"/>
             <w:r>
               <w:rPr>
                 <w:rFonts w:asciiTheme="majorBidi" w:hAnsiTheme="majorBidi" w:cstheme="majorBidi"/>
                 <w:sz w:val="28"/>
                 <w:szCs w:val="28"/>
               </w:rPr>
-              <w:t xml:space="preserve">  {#</w:t>
+              <w:t>  {</w:t>
+            </w:r>
+            <w:proofErr w:type="gramEnd"/>
+            <w:r>
+              <w:rPr>
+                <w:rFonts w:asciiTheme="majorBidi" w:hAnsiTheme="majorBidi" w:cstheme="majorBidi"/>
+                <w:sz w:val="28"/>
+                <w:szCs w:val="28"/>
+              </w:rPr>
+              <w:t>#</w:t>
             </w:r>
             <w:proofErr w:type="gramStart"/>
             <w:r>
@@ -760,6 +889,14 @@
                 <w:rtl/>
               </w:rPr>
             </w:pPr>
+            <w:r>
+              <w:rPr>
+                <w:rFonts w:asciiTheme="majorBidi" w:hAnsiTheme="majorBidi" w:cstheme="majorBidi"/>
+                <w:sz w:val="28"/>
+                <w:szCs w:val="28"/>
+              </w:rPr>
+              <w:t xml:space="preserve">  </w:t>
+            </w:r>
           </w:p>
         </w:tc>
         <w:tc>

--- a/template1.docx
+++ b/template1.docx
@@ -838,41 +838,13 @@
                 <w:szCs w:val="28"/>
               </w:rPr>
             </w:pPr>
-            <w:proofErr w:type="gramStart"/>
             <w:r>
               <w:rPr>
                 <w:rFonts w:asciiTheme="majorBidi" w:hAnsiTheme="majorBidi" w:cstheme="majorBidi"/>
                 <w:sz w:val="28"/>
                 <w:szCs w:val="28"/>
               </w:rPr>
-              <w:t>  {</w:t>
-            </w:r>
-            <w:proofErr w:type="gramEnd"/>
-            <w:r>
-              <w:rPr>
-                <w:rFonts w:asciiTheme="majorBidi" w:hAnsiTheme="majorBidi" w:cstheme="majorBidi"/>
-                <w:sz w:val="28"/>
-                <w:szCs w:val="28"/>
-              </w:rPr>
-              <w:t>#</w:t>
-            </w:r>
-            <w:proofErr w:type="gramStart"/>
-            <w:r>
-              <w:rPr>
-                <w:rFonts w:asciiTheme="majorBidi" w:hAnsiTheme="majorBidi" w:cstheme="majorBidi"/>
-                <w:sz w:val="28"/>
-                <w:szCs w:val="28"/>
-              </w:rPr>
-              <w:t>partners}{</w:t>
-            </w:r>
-            <w:proofErr w:type="gramEnd"/>
-            <w:r>
-              <w:rPr>
-                <w:rFonts w:asciiTheme="majorBidi" w:hAnsiTheme="majorBidi" w:cstheme="majorBidi"/>
-                <w:sz w:val="28"/>
-                <w:szCs w:val="28"/>
-              </w:rPr>
-              <w:t>name}</w:t>
+              <w:t>{#partners}{name}</w:t>
             </w:r>
           </w:p>
           <w:p>
@@ -895,7 +867,7 @@
                 <w:sz w:val="28"/>
                 <w:szCs w:val="28"/>
               </w:rPr>
-              <w:t xml:space="preserve">  </w:t>
+              <w:t xml:space="preserve">   </w:t>
             </w:r>
           </w:p>
         </w:tc>
@@ -1265,6 +1237,118 @@
     </w:lvl>
   </w:abstractNum>
   <w:abstractNum w:abstractNumId="2" w15:restartNumberingAfterBreak="0">
+    <w:nsid w:val="47705ADF"/>
+    <w:multiLevelType w:val="hybridMultilevel"/>
+    <w:tmpl w:val="D72A17BC"/>
+    <w:lvl w:ilvl="0" w:tplc="CDE0B442">
+      <w:numFmt w:val="bullet"/>
+      <w:lvlText w:val=""/>
+      <w:lvlJc w:val="left"/>
+      <w:pPr>
+        <w:ind w:left="2565" w:hanging="2205"/>
+      </w:pPr>
+      <w:rPr>
+        <w:rFonts w:ascii="Times New Roman" w:eastAsiaTheme="minorHAnsi" w:hAnsi="Times New Roman" w:cs="Times New Roman" w:hint="default"/>
+      </w:rPr>
+    </w:lvl>
+    <w:lvl w:ilvl="1" w:tplc="04090003" w:tentative="1">
+      <w:start w:val="1"/>
+      <w:numFmt w:val="bullet"/>
+      <w:lvlText w:val="o"/>
+      <w:lvlJc w:val="left"/>
+      <w:pPr>
+        <w:ind w:left="1440" w:hanging="360"/>
+      </w:pPr>
+      <w:rPr>
+        <w:rFonts w:ascii="Courier New" w:hAnsi="Courier New" w:cs="Courier New" w:hint="default"/>
+      </w:rPr>
+    </w:lvl>
+    <w:lvl w:ilvl="2" w:tplc="04090005" w:tentative="1">
+      <w:start w:val="1"/>
+      <w:numFmt w:val="bullet"/>
+      <w:lvlText w:val=""/>
+      <w:lvlJc w:val="left"/>
+      <w:pPr>
+        <w:ind w:left="2160" w:hanging="360"/>
+      </w:pPr>
+      <w:rPr>
+        <w:rFonts w:ascii="Wingdings" w:hAnsi="Wingdings" w:hint="default"/>
+      </w:rPr>
+    </w:lvl>
+    <w:lvl w:ilvl="3" w:tplc="04090001" w:tentative="1">
+      <w:start w:val="1"/>
+      <w:numFmt w:val="bullet"/>
+      <w:lvlText w:val=""/>
+      <w:lvlJc w:val="left"/>
+      <w:pPr>
+        <w:ind w:left="2880" w:hanging="360"/>
+      </w:pPr>
+      <w:rPr>
+        <w:rFonts w:ascii="Symbol" w:hAnsi="Symbol" w:hint="default"/>
+      </w:rPr>
+    </w:lvl>
+    <w:lvl w:ilvl="4" w:tplc="04090003" w:tentative="1">
+      <w:start w:val="1"/>
+      <w:numFmt w:val="bullet"/>
+      <w:lvlText w:val="o"/>
+      <w:lvlJc w:val="left"/>
+      <w:pPr>
+        <w:ind w:left="3600" w:hanging="360"/>
+      </w:pPr>
+      <w:rPr>
+        <w:rFonts w:ascii="Courier New" w:hAnsi="Courier New" w:cs="Courier New" w:hint="default"/>
+      </w:rPr>
+    </w:lvl>
+    <w:lvl w:ilvl="5" w:tplc="04090005" w:tentative="1">
+      <w:start w:val="1"/>
+      <w:numFmt w:val="bullet"/>
+      <w:lvlText w:val=""/>
+      <w:lvlJc w:val="left"/>
+      <w:pPr>
+        <w:ind w:left="4320" w:hanging="360"/>
+      </w:pPr>
+      <w:rPr>
+        <w:rFonts w:ascii="Wingdings" w:hAnsi="Wingdings" w:hint="default"/>
+      </w:rPr>
+    </w:lvl>
+    <w:lvl w:ilvl="6" w:tplc="04090001" w:tentative="1">
+      <w:start w:val="1"/>
+      <w:numFmt w:val="bullet"/>
+      <w:lvlText w:val=""/>
+      <w:lvlJc w:val="left"/>
+      <w:pPr>
+        <w:ind w:left="5040" w:hanging="360"/>
+      </w:pPr>
+      <w:rPr>
+        <w:rFonts w:ascii="Symbol" w:hAnsi="Symbol" w:hint="default"/>
+      </w:rPr>
+    </w:lvl>
+    <w:lvl w:ilvl="7" w:tplc="04090003" w:tentative="1">
+      <w:start w:val="1"/>
+      <w:numFmt w:val="bullet"/>
+      <w:lvlText w:val="o"/>
+      <w:lvlJc w:val="left"/>
+      <w:pPr>
+        <w:ind w:left="5760" w:hanging="360"/>
+      </w:pPr>
+      <w:rPr>
+        <w:rFonts w:ascii="Courier New" w:hAnsi="Courier New" w:cs="Courier New" w:hint="default"/>
+      </w:rPr>
+    </w:lvl>
+    <w:lvl w:ilvl="8" w:tplc="04090005" w:tentative="1">
+      <w:start w:val="1"/>
+      <w:numFmt w:val="bullet"/>
+      <w:lvlText w:val=""/>
+      <w:lvlJc w:val="left"/>
+      <w:pPr>
+        <w:ind w:left="6480" w:hanging="360"/>
+      </w:pPr>
+      <w:rPr>
+        <w:rFonts w:ascii="Wingdings" w:hAnsi="Wingdings" w:hint="default"/>
+      </w:rPr>
+    </w:lvl>
+  </w:abstractNum>
+  <w:abstractNum w:abstractNumId="3" w15:restartNumberingAfterBreak="0">
     <w:nsid w:val="60E21037"/>
     <w:multiLevelType w:val="hybridMultilevel"/>
     <w:tmpl w:val="85E4FB80"/>
@@ -1353,7 +1437,7 @@
       </w:pPr>
     </w:lvl>
   </w:abstractNum>
-  <w:abstractNum w:abstractNumId="3" w15:restartNumberingAfterBreak="0">
+  <w:abstractNum w:abstractNumId="4" w15:restartNumberingAfterBreak="0">
     <w:nsid w:val="66C55F3F"/>
     <w:multiLevelType w:val="multilevel"/>
     <w:tmpl w:val="87DCA754"/>
@@ -1502,7 +1586,93 @@
       </w:rPr>
     </w:lvl>
   </w:abstractNum>
-  <w:abstractNum w:abstractNumId="4" w15:restartNumberingAfterBreak="0">
+  <w:abstractNum w:abstractNumId="5" w15:restartNumberingAfterBreak="0">
+    <w:nsid w:val="685A1436"/>
+    <w:multiLevelType w:val="hybridMultilevel"/>
+    <w:tmpl w:val="3DC2A816"/>
+    <w:lvl w:ilvl="0" w:tplc="0409000F">
+      <w:start w:val="1"/>
+      <w:numFmt w:val="decimal"/>
+      <w:lvlText w:val="%1."/>
+      <w:lvlJc w:val="left"/>
+      <w:pPr>
+        <w:ind w:left="720" w:hanging="360"/>
+      </w:pPr>
+    </w:lvl>
+    <w:lvl w:ilvl="1" w:tplc="04090019" w:tentative="1">
+      <w:start w:val="1"/>
+      <w:numFmt w:val="lowerLetter"/>
+      <w:lvlText w:val="%2."/>
+      <w:lvlJc w:val="left"/>
+      <w:pPr>
+        <w:ind w:left="1440" w:hanging="360"/>
+      </w:pPr>
+    </w:lvl>
+    <w:lvl w:ilvl="2" w:tplc="0409001B" w:tentative="1">
+      <w:start w:val="1"/>
+      <w:numFmt w:val="lowerRoman"/>
+      <w:lvlText w:val="%3."/>
+      <w:lvlJc w:val="right"/>
+      <w:pPr>
+        <w:ind w:left="2160" w:hanging="180"/>
+      </w:pPr>
+    </w:lvl>
+    <w:lvl w:ilvl="3" w:tplc="0409000F" w:tentative="1">
+      <w:start w:val="1"/>
+      <w:numFmt w:val="decimal"/>
+      <w:lvlText w:val="%4."/>
+      <w:lvlJc w:val="left"/>
+      <w:pPr>
+        <w:ind w:left="2880" w:hanging="360"/>
+      </w:pPr>
+    </w:lvl>
+    <w:lvl w:ilvl="4" w:tplc="04090019" w:tentative="1">
+      <w:start w:val="1"/>
+      <w:numFmt w:val="lowerLetter"/>
+      <w:lvlText w:val="%5."/>
+      <w:lvlJc w:val="left"/>
+      <w:pPr>
+        <w:ind w:left="3600" w:hanging="360"/>
+      </w:pPr>
+    </w:lvl>
+    <w:lvl w:ilvl="5" w:tplc="0409001B" w:tentative="1">
+      <w:start w:val="1"/>
+      <w:numFmt w:val="lowerRoman"/>
+      <w:lvlText w:val="%6."/>
+      <w:lvlJc w:val="right"/>
+      <w:pPr>
+        <w:ind w:left="4320" w:hanging="180"/>
+      </w:pPr>
+    </w:lvl>
+    <w:lvl w:ilvl="6" w:tplc="0409000F" w:tentative="1">
+      <w:start w:val="1"/>
+      <w:numFmt w:val="decimal"/>
+      <w:lvlText w:val="%7."/>
+      <w:lvlJc w:val="left"/>
+      <w:pPr>
+        <w:ind w:left="5040" w:hanging="360"/>
+      </w:pPr>
+    </w:lvl>
+    <w:lvl w:ilvl="7" w:tplc="04090019" w:tentative="1">
+      <w:start w:val="1"/>
+      <w:numFmt w:val="lowerLetter"/>
+      <w:lvlText w:val="%8."/>
+      <w:lvlJc w:val="left"/>
+      <w:pPr>
+        <w:ind w:left="5760" w:hanging="360"/>
+      </w:pPr>
+    </w:lvl>
+    <w:lvl w:ilvl="8" w:tplc="0409001B" w:tentative="1">
+      <w:start w:val="1"/>
+      <w:numFmt w:val="lowerRoman"/>
+      <w:lvlText w:val="%9."/>
+      <w:lvlJc w:val="right"/>
+      <w:pPr>
+        <w:ind w:left="6480" w:hanging="180"/>
+      </w:pPr>
+    </w:lvl>
+  </w:abstractNum>
+  <w:abstractNum w:abstractNumId="6" w15:restartNumberingAfterBreak="0">
     <w:nsid w:val="7B497D8B"/>
     <w:multiLevelType w:val="hybridMultilevel"/>
     <w:tmpl w:val="26923A90"/>
@@ -1592,19 +1762,25 @@
     </w:lvl>
   </w:abstractNum>
   <w:num w:numId="1" w16cid:durableId="2079206109">
-    <w:abstractNumId w:val="2"/>
+    <w:abstractNumId w:val="3"/>
   </w:num>
   <w:num w:numId="2" w16cid:durableId="1454472902">
     <w:abstractNumId w:val="1"/>
   </w:num>
   <w:num w:numId="3" w16cid:durableId="1028406885">
-    <w:abstractNumId w:val="4"/>
+    <w:abstractNumId w:val="6"/>
   </w:num>
   <w:num w:numId="4" w16cid:durableId="2095082221">
     <w:abstractNumId w:val="0"/>
   </w:num>
   <w:num w:numId="5" w16cid:durableId="1987319181">
-    <w:abstractNumId w:val="3"/>
+    <w:abstractNumId w:val="4"/>
+  </w:num>
+  <w:num w:numId="6" w16cid:durableId="935820562">
+    <w:abstractNumId w:val="5"/>
+  </w:num>
+  <w:num w:numId="7" w16cid:durableId="164056201">
+    <w:abstractNumId w:val="2"/>
   </w:num>
 </w:numbering>
 </file>

--- a/template1.docx
+++ b/template1.docx
@@ -4,6 +4,7 @@
   <w:body>
     <w:p>
       <w:pPr>
+        <w:ind w:left="22"/>
         <w:rPr>
           <w:rFonts w:asciiTheme="majorBidi" w:hAnsiTheme="majorBidi" w:cstheme="majorBidi"/>
           <w:sz w:val="28"/>
@@ -87,6 +88,7 @@
     </w:p>
     <w:p>
       <w:pPr>
+        <w:ind w:left="22"/>
         <w:jc w:val="center"/>
         <w:rPr>
           <w:rFonts w:asciiTheme="majorBidi" w:hAnsiTheme="majorBidi" w:cstheme="majorBidi"/>
@@ -146,6 +148,7 @@
     </w:p>
     <w:p>
       <w:pPr>
+        <w:ind w:left="22"/>
         <w:jc w:val="both"/>
         <w:rPr>
           <w:rFonts w:asciiTheme="majorBidi" w:hAnsiTheme="majorBidi" w:cstheme="majorBidi"/>
@@ -358,7 +361,7 @@
     </w:p>
     <w:p>
       <w:pPr>
-        <w:ind w:right="-567"/>
+        <w:ind w:left="22" w:right="-567"/>
         <w:rPr>
           <w:rFonts w:asciiTheme="majorBidi" w:hAnsiTheme="majorBidi" w:cstheme="majorBidi"/>
           <w:sz w:val="26"/>
@@ -476,7 +479,7 @@
     </w:p>
     <w:p>
       <w:pPr>
-        <w:ind w:right="-567"/>
+        <w:ind w:left="22" w:right="-567"/>
         <w:rPr>
           <w:rFonts w:asciiTheme="majorBidi" w:hAnsiTheme="majorBidi" w:cstheme="majorBidi"/>
           <w:sz w:val="26"/>
@@ -523,7 +526,6 @@
     </w:p>
     <w:p>
       <w:pPr>
-        <w:pStyle w:val="ListParagraph"/>
         <w:ind w:left="22" w:right="540"/>
         <w:jc w:val="both"/>
         <w:rPr>
@@ -539,15 +541,6 @@
           <w:szCs w:val="26"/>
           <w:rtl/>
         </w:rPr>
-        <w:t xml:space="preserve">1. </w:t>
-      </w:r>
-      <w:r>
-        <w:rPr>
-          <w:rFonts w:asciiTheme="majorBidi" w:hAnsiTheme="majorBidi" w:cstheme="majorBidi" w:hint="cs"/>
-          <w:sz w:val="26"/>
-          <w:szCs w:val="26"/>
-          <w:rtl/>
-        </w:rPr>
         <w:t>تعيين الس</w:t>
       </w:r>
       <w:r>
@@ -648,21 +641,11 @@
           <w:szCs w:val="26"/>
           <w:rtl/>
         </w:rPr>
-        <w:t>.</w:t>
-      </w:r>
-      <w:r>
-        <w:rPr>
-          <w:rFonts w:asciiTheme="majorBidi" w:hAnsiTheme="majorBidi" w:cstheme="majorBidi" w:hint="cs"/>
-          <w:sz w:val="26"/>
-          <w:szCs w:val="26"/>
-          <w:rtl/>
-        </w:rPr>
-        <w:t xml:space="preserve"> </w:t>
+        <w:t xml:space="preserve">. </w:t>
       </w:r>
     </w:p>
     <w:p>
       <w:pPr>
-        <w:pStyle w:val="ListParagraph"/>
         <w:ind w:left="22" w:right="-90"/>
         <w:jc w:val="both"/>
         <w:rPr>
@@ -672,15 +655,6 @@
           <w:rtl/>
         </w:rPr>
       </w:pPr>
-      <w:r>
-        <w:rPr>
-          <w:rFonts w:asciiTheme="majorBidi" w:hAnsiTheme="majorBidi" w:cstheme="majorBidi" w:hint="cs"/>
-          <w:sz w:val="26"/>
-          <w:szCs w:val="26"/>
-          <w:rtl/>
-        </w:rPr>
-        <w:t xml:space="preserve">2. </w:t>
-      </w:r>
       <w:r>
         <w:rPr>
           <w:rFonts w:asciiTheme="majorBidi" w:hAnsiTheme="majorBidi" w:cstheme="majorBidi" w:hint="cs"/>
@@ -788,9 +762,9 @@
         <w:tblLook w:val="04A0" w:firstRow="1" w:lastRow="0" w:firstColumn="1" w:lastColumn="0" w:noHBand="0" w:noVBand="1"/>
       </w:tblPr>
       <w:tblGrid>
-        <w:gridCol w:w="4742"/>
-        <w:gridCol w:w="1801"/>
-        <w:gridCol w:w="3585"/>
+        <w:gridCol w:w="4993"/>
+        <w:gridCol w:w="1968"/>
+        <w:gridCol w:w="3167"/>
       </w:tblGrid>
       <w:tr>
         <w:trPr>
@@ -806,7 +780,7 @@
               <w:pBdr>
                 <w:bottom w:val="single" w:sz="4" w:space="1" w:color="auto"/>
               </w:pBdr>
-              <w:ind w:right="-426"/>
+              <w:ind w:left="22" w:right="-426"/>
               <w:jc w:val="center"/>
               <w:rPr>
                 <w:rFonts w:asciiTheme="majorBidi" w:hAnsiTheme="majorBidi" w:cstheme="majorBidi"/>
@@ -830,7 +804,7 @@
               <w:pBdr>
                 <w:bottom w:val="single" w:sz="4" w:space="1" w:color="auto"/>
               </w:pBdr>
-              <w:ind w:right="-426"/>
+              <w:ind w:left="1080" w:right="-426"/>
               <w:jc w:val="center"/>
               <w:rPr>
                 <w:rFonts w:asciiTheme="majorBidi" w:hAnsiTheme="majorBidi" w:cstheme="majorBidi"/>
@@ -844,7 +818,25 @@
                 <w:sz w:val="28"/>
                 <w:szCs w:val="28"/>
               </w:rPr>
-              <w:t>{#partners}{name}</w:t>
+              <w:t>{#</w:t>
+            </w:r>
+            <w:proofErr w:type="gramStart"/>
+            <w:r>
+              <w:rPr>
+                <w:rFonts w:asciiTheme="majorBidi" w:hAnsiTheme="majorBidi" w:cstheme="majorBidi"/>
+                <w:sz w:val="28"/>
+                <w:szCs w:val="28"/>
+              </w:rPr>
+              <w:t>partners}{</w:t>
+            </w:r>
+            <w:proofErr w:type="gramEnd"/>
+            <w:r>
+              <w:rPr>
+                <w:rFonts w:asciiTheme="majorBidi" w:hAnsiTheme="majorBidi" w:cstheme="majorBidi"/>
+                <w:sz w:val="28"/>
+                <w:szCs w:val="28"/>
+              </w:rPr>
+              <w:t>name}</w:t>
             </w:r>
           </w:p>
           <w:p>
@@ -852,7 +844,7 @@
               <w:pBdr>
                 <w:bottom w:val="single" w:sz="4" w:space="1" w:color="auto"/>
               </w:pBdr>
-              <w:ind w:right="-426"/>
+              <w:ind w:left="22" w:right="-426"/>
               <w:jc w:val="center"/>
               <w:rPr>
                 <w:rFonts w:asciiTheme="majorBidi" w:hAnsiTheme="majorBidi" w:cstheme="majorBidi"/>
@@ -867,7 +859,7 @@
                 <w:sz w:val="28"/>
                 <w:szCs w:val="28"/>
               </w:rPr>
-              <w:t xml:space="preserve">   </w:t>
+              <w:t xml:space="preserve">  </w:t>
             </w:r>
           </w:p>
         </w:tc>
@@ -878,7 +870,7 @@
           </w:tcPr>
           <w:p>
             <w:pPr>
-              <w:ind w:right="-426"/>
+              <w:ind w:left="22" w:right="-426"/>
               <w:rPr>
                 <w:rFonts w:asciiTheme="majorBidi" w:hAnsiTheme="majorBidi" w:cstheme="majorBidi"/>
                 <w:sz w:val="28"/>
@@ -898,7 +890,7 @@
               <w:pBdr>
                 <w:bottom w:val="single" w:sz="4" w:space="1" w:color="auto"/>
               </w:pBdr>
-              <w:ind w:right="-426"/>
+              <w:ind w:left="22" w:right="-426"/>
               <w:jc w:val="center"/>
               <w:rPr>
                 <w:rFonts w:asciiTheme="majorBidi" w:hAnsiTheme="majorBidi" w:cstheme="majorBidi"/>
@@ -919,19 +911,48 @@
           </w:p>
           <w:p>
             <w:pPr>
-              <w:numPr>
-                <w:ilvl w:val="0"/>
-                <w:numId w:val="5"/>
-              </w:numPr>
               <w:pBdr>
                 <w:bottom w:val="single" w:sz="4" w:space="1" w:color="auto"/>
               </w:pBdr>
-              <w:ind w:right="-426"/>
+              <w:ind w:left="22" w:right="-426"/>
               <w:jc w:val="center"/>
               <w:rPr>
                 <w:rFonts w:asciiTheme="majorBidi" w:hAnsiTheme="majorBidi" w:cstheme="majorBidi"/>
                 <w:sz w:val="28"/>
                 <w:szCs w:val="28"/>
+              </w:rPr>
+            </w:pPr>
+            <w:proofErr w:type="gramStart"/>
+            <w:r>
+              <w:rPr>
+                <w:rFonts w:asciiTheme="majorBidi" w:hAnsiTheme="majorBidi" w:cstheme="majorBidi"/>
+                <w:sz w:val="28"/>
+                <w:szCs w:val="28"/>
+              </w:rPr>
+              <w:t>  ........................</w:t>
+            </w:r>
+            <w:proofErr w:type="gramEnd"/>
+            <w:r>
+              <w:rPr>
+                <w:rFonts w:asciiTheme="majorBidi" w:hAnsiTheme="majorBidi" w:cstheme="majorBidi"/>
+                <w:sz w:val="28"/>
+                <w:szCs w:val="28"/>
+              </w:rPr>
+              <w:t>{/partners}</w:t>
+            </w:r>
+          </w:p>
+          <w:p>
+            <w:pPr>
+              <w:pBdr>
+                <w:bottom w:val="single" w:sz="4" w:space="1" w:color="auto"/>
+              </w:pBdr>
+              <w:ind w:left="22" w:right="-426"/>
+              <w:jc w:val="center"/>
+              <w:rPr>
+                <w:rFonts w:asciiTheme="majorBidi" w:hAnsiTheme="majorBidi" w:cstheme="majorBidi" w:hint="cs"/>
+                <w:sz w:val="28"/>
+                <w:szCs w:val="28"/>
+                <w:rtl/>
               </w:rPr>
             </w:pPr>
             <w:r>
@@ -940,30 +961,15 @@
                 <w:sz w:val="28"/>
                 <w:szCs w:val="28"/>
               </w:rPr>
-              <w:t>....................{/partners}</w:t>
+              <w:t xml:space="preserve">  </w:t>
             </w:r>
-          </w:p>
-          <w:p>
-            <w:pPr>
-              <w:pBdr>
-                <w:bottom w:val="single" w:sz="4" w:space="1" w:color="auto"/>
-              </w:pBdr>
-              <w:ind w:right="-426"/>
-              <w:jc w:val="center"/>
-              <w:rPr>
-                <w:rFonts w:asciiTheme="majorBidi" w:hAnsiTheme="majorBidi" w:cstheme="majorBidi" w:hint="cs"/>
-                <w:sz w:val="28"/>
-                <w:szCs w:val="28"/>
-                <w:rtl/>
-              </w:rPr>
-            </w:pPr>
           </w:p>
         </w:tc>
       </w:tr>
     </w:tbl>
     <w:p>
       <w:pPr>
-        <w:ind w:right="-426"/>
+        <w:ind w:left="3570" w:right="-426"/>
         <w:rPr>
           <w:rFonts w:asciiTheme="majorBidi" w:hAnsiTheme="majorBidi" w:cstheme="majorBidi"/>
           <w:b/>
@@ -973,39 +979,6 @@
           <w:rtl/>
         </w:rPr>
       </w:pPr>
-      <w:r>
-        <w:rPr>
-          <w:rFonts w:asciiTheme="majorBidi" w:hAnsiTheme="majorBidi" w:cstheme="majorBidi" w:hint="cs"/>
-          <w:b/>
-          <w:bCs/>
-          <w:sz w:val="28"/>
-          <w:szCs w:val="28"/>
-          <w:rtl/>
-        </w:rPr>
-        <w:t xml:space="preserve">                            </w:t>
-      </w:r>
-      <w:r>
-        <w:rPr>
-          <w:rFonts w:asciiTheme="majorBidi" w:hAnsiTheme="majorBidi" w:cstheme="majorBidi" w:hint="cs"/>
-          <w:b/>
-          <w:bCs/>
-          <w:sz w:val="28"/>
-          <w:szCs w:val="28"/>
-          <w:rtl/>
-        </w:rPr>
-        <w:t xml:space="preserve">        </w:t>
-      </w:r>
-      <w:r>
-        <w:rPr>
-          <w:rFonts w:asciiTheme="majorBidi" w:hAnsiTheme="majorBidi" w:cstheme="majorBidi" w:hint="cs"/>
-          <w:b/>
-          <w:bCs/>
-          <w:sz w:val="28"/>
-          <w:szCs w:val="28"/>
-          <w:rtl/>
-        </w:rPr>
-        <w:t xml:space="preserve">               </w:t>
-      </w:r>
     </w:p>
     <w:p>
       <w:pPr>
@@ -1022,7 +995,7 @@
     </w:p>
     <w:p>
       <w:pPr>
-        <w:ind w:right="-426"/>
+        <w:ind w:left="22" w:right="-426"/>
         <w:rPr>
           <w:rFonts w:asciiTheme="majorBidi" w:hAnsiTheme="majorBidi" w:cstheme="majorBidi"/>
           <w:b/>
@@ -1148,6 +1121,95 @@
     </w:lvl>
   </w:abstractNum>
   <w:abstractNum w:abstractNumId="1" w15:restartNumberingAfterBreak="0">
+    <w:nsid w:val="182D2D7F"/>
+    <w:multiLevelType w:val="hybridMultilevel"/>
+    <w:tmpl w:val="300CB796"/>
+    <w:lvl w:ilvl="0" w:tplc="B97EC53E">
+      <w:start w:val="1"/>
+      <w:numFmt w:val="decimal"/>
+      <w:lvlText w:val="%1."/>
+      <w:lvlJc w:val="left"/>
+      <w:pPr>
+        <w:ind w:left="382" w:hanging="360"/>
+      </w:pPr>
+      <w:rPr>
+        <w:rFonts w:hint="default"/>
+      </w:rPr>
+    </w:lvl>
+    <w:lvl w:ilvl="1" w:tplc="04090019">
+      <w:start w:val="1"/>
+      <w:numFmt w:val="lowerLetter"/>
+      <w:lvlText w:val="%2."/>
+      <w:lvlJc w:val="left"/>
+      <w:pPr>
+        <w:ind w:left="1440" w:hanging="360"/>
+      </w:pPr>
+    </w:lvl>
+    <w:lvl w:ilvl="2" w:tplc="0409001B" w:tentative="1">
+      <w:start w:val="1"/>
+      <w:numFmt w:val="lowerRoman"/>
+      <w:lvlText w:val="%3."/>
+      <w:lvlJc w:val="right"/>
+      <w:pPr>
+        <w:ind w:left="2160" w:hanging="180"/>
+      </w:pPr>
+    </w:lvl>
+    <w:lvl w:ilvl="3" w:tplc="0409000F" w:tentative="1">
+      <w:start w:val="1"/>
+      <w:numFmt w:val="decimal"/>
+      <w:lvlText w:val="%4."/>
+      <w:lvlJc w:val="left"/>
+      <w:pPr>
+        <w:ind w:left="2880" w:hanging="360"/>
+      </w:pPr>
+    </w:lvl>
+    <w:lvl w:ilvl="4" w:tplc="04090019" w:tentative="1">
+      <w:start w:val="1"/>
+      <w:numFmt w:val="lowerLetter"/>
+      <w:lvlText w:val="%5."/>
+      <w:lvlJc w:val="left"/>
+      <w:pPr>
+        <w:ind w:left="3600" w:hanging="360"/>
+      </w:pPr>
+    </w:lvl>
+    <w:lvl w:ilvl="5" w:tplc="0409001B" w:tentative="1">
+      <w:start w:val="1"/>
+      <w:numFmt w:val="lowerRoman"/>
+      <w:lvlText w:val="%6."/>
+      <w:lvlJc w:val="right"/>
+      <w:pPr>
+        <w:ind w:left="4320" w:hanging="180"/>
+      </w:pPr>
+    </w:lvl>
+    <w:lvl w:ilvl="6" w:tplc="0409000F" w:tentative="1">
+      <w:start w:val="1"/>
+      <w:numFmt w:val="decimal"/>
+      <w:lvlText w:val="%7."/>
+      <w:lvlJc w:val="left"/>
+      <w:pPr>
+        <w:ind w:left="5040" w:hanging="360"/>
+      </w:pPr>
+    </w:lvl>
+    <w:lvl w:ilvl="7" w:tplc="04090019" w:tentative="1">
+      <w:start w:val="1"/>
+      <w:numFmt w:val="lowerLetter"/>
+      <w:lvlText w:val="%8."/>
+      <w:lvlJc w:val="left"/>
+      <w:pPr>
+        <w:ind w:left="5760" w:hanging="360"/>
+      </w:pPr>
+    </w:lvl>
+    <w:lvl w:ilvl="8" w:tplc="0409001B" w:tentative="1">
+      <w:start w:val="1"/>
+      <w:numFmt w:val="lowerRoman"/>
+      <w:lvlText w:val="%9."/>
+      <w:lvlJc w:val="right"/>
+      <w:pPr>
+        <w:ind w:left="6480" w:hanging="180"/>
+      </w:pPr>
+    </w:lvl>
+  </w:abstractNum>
+  <w:abstractNum w:abstractNumId="2" w15:restartNumberingAfterBreak="0">
     <w:nsid w:val="1E0A1E4E"/>
     <w:multiLevelType w:val="hybridMultilevel"/>
     <w:tmpl w:val="025E1E2E"/>
@@ -1236,7 +1298,96 @@
       </w:pPr>
     </w:lvl>
   </w:abstractNum>
-  <w:abstractNum w:abstractNumId="2" w15:restartNumberingAfterBreak="0">
+  <w:abstractNum w:abstractNumId="3" w15:restartNumberingAfterBreak="0">
+    <w:nsid w:val="2F8414C4"/>
+    <w:multiLevelType w:val="hybridMultilevel"/>
+    <w:tmpl w:val="6A36F690"/>
+    <w:lvl w:ilvl="0" w:tplc="0409000F">
+      <w:start w:val="1"/>
+      <w:numFmt w:val="decimal"/>
+      <w:lvlText w:val="%1."/>
+      <w:lvlJc w:val="left"/>
+      <w:pPr>
+        <w:ind w:left="720" w:hanging="360"/>
+      </w:pPr>
+    </w:lvl>
+    <w:lvl w:ilvl="1" w:tplc="A59E3FB8">
+      <w:start w:val="2"/>
+      <w:numFmt w:val="bullet"/>
+      <w:lvlText w:val=""/>
+      <w:lvlJc w:val="left"/>
+      <w:pPr>
+        <w:ind w:left="3285" w:hanging="2205"/>
+      </w:pPr>
+      <w:rPr>
+        <w:rFonts w:ascii="Times New Roman" w:eastAsiaTheme="minorHAnsi" w:hAnsi="Times New Roman" w:cs="Times New Roman" w:hint="default"/>
+      </w:rPr>
+    </w:lvl>
+    <w:lvl w:ilvl="2" w:tplc="0409001B" w:tentative="1">
+      <w:start w:val="1"/>
+      <w:numFmt w:val="lowerRoman"/>
+      <w:lvlText w:val="%3."/>
+      <w:lvlJc w:val="right"/>
+      <w:pPr>
+        <w:ind w:left="2160" w:hanging="180"/>
+      </w:pPr>
+    </w:lvl>
+    <w:lvl w:ilvl="3" w:tplc="0409000F" w:tentative="1">
+      <w:start w:val="1"/>
+      <w:numFmt w:val="decimal"/>
+      <w:lvlText w:val="%4."/>
+      <w:lvlJc w:val="left"/>
+      <w:pPr>
+        <w:ind w:left="2880" w:hanging="360"/>
+      </w:pPr>
+    </w:lvl>
+    <w:lvl w:ilvl="4" w:tplc="04090019" w:tentative="1">
+      <w:start w:val="1"/>
+      <w:numFmt w:val="lowerLetter"/>
+      <w:lvlText w:val="%5."/>
+      <w:lvlJc w:val="left"/>
+      <w:pPr>
+        <w:ind w:left="3600" w:hanging="360"/>
+      </w:pPr>
+    </w:lvl>
+    <w:lvl w:ilvl="5" w:tplc="0409001B" w:tentative="1">
+      <w:start w:val="1"/>
+      <w:numFmt w:val="lowerRoman"/>
+      <w:lvlText w:val="%6."/>
+      <w:lvlJc w:val="right"/>
+      <w:pPr>
+        <w:ind w:left="4320" w:hanging="180"/>
+      </w:pPr>
+    </w:lvl>
+    <w:lvl w:ilvl="6" w:tplc="0409000F" w:tentative="1">
+      <w:start w:val="1"/>
+      <w:numFmt w:val="decimal"/>
+      <w:lvlText w:val="%7."/>
+      <w:lvlJc w:val="left"/>
+      <w:pPr>
+        <w:ind w:left="5040" w:hanging="360"/>
+      </w:pPr>
+    </w:lvl>
+    <w:lvl w:ilvl="7" w:tplc="04090019" w:tentative="1">
+      <w:start w:val="1"/>
+      <w:numFmt w:val="lowerLetter"/>
+      <w:lvlText w:val="%8."/>
+      <w:lvlJc w:val="left"/>
+      <w:pPr>
+        <w:ind w:left="5760" w:hanging="360"/>
+      </w:pPr>
+    </w:lvl>
+    <w:lvl w:ilvl="8" w:tplc="0409001B" w:tentative="1">
+      <w:start w:val="1"/>
+      <w:numFmt w:val="lowerRoman"/>
+      <w:lvlText w:val="%9."/>
+      <w:lvlJc w:val="right"/>
+      <w:pPr>
+        <w:ind w:left="6480" w:hanging="180"/>
+      </w:pPr>
+    </w:lvl>
+  </w:abstractNum>
+  <w:abstractNum w:abstractNumId="4" w15:restartNumberingAfterBreak="0">
     <w:nsid w:val="47705ADF"/>
     <w:multiLevelType w:val="hybridMultilevel"/>
     <w:tmpl w:val="D72A17BC"/>
@@ -1348,7 +1499,7 @@
       </w:rPr>
     </w:lvl>
   </w:abstractNum>
-  <w:abstractNum w:abstractNumId="3" w15:restartNumberingAfterBreak="0">
+  <w:abstractNum w:abstractNumId="5" w15:restartNumberingAfterBreak="0">
     <w:nsid w:val="60E21037"/>
     <w:multiLevelType w:val="hybridMultilevel"/>
     <w:tmpl w:val="85E4FB80"/>
@@ -1437,7 +1588,7 @@
       </w:pPr>
     </w:lvl>
   </w:abstractNum>
-  <w:abstractNum w:abstractNumId="4" w15:restartNumberingAfterBreak="0">
+  <w:abstractNum w:abstractNumId="6" w15:restartNumberingAfterBreak="0">
     <w:nsid w:val="66C55F3F"/>
     <w:multiLevelType w:val="multilevel"/>
     <w:tmpl w:val="87DCA754"/>
@@ -1586,7 +1737,7 @@
       </w:rPr>
     </w:lvl>
   </w:abstractNum>
-  <w:abstractNum w:abstractNumId="5" w15:restartNumberingAfterBreak="0">
+  <w:abstractNum w:abstractNumId="7" w15:restartNumberingAfterBreak="0">
     <w:nsid w:val="685A1436"/>
     <w:multiLevelType w:val="hybridMultilevel"/>
     <w:tmpl w:val="3DC2A816"/>
@@ -1672,7 +1823,96 @@
       </w:pPr>
     </w:lvl>
   </w:abstractNum>
-  <w:abstractNum w:abstractNumId="6" w15:restartNumberingAfterBreak="0">
+  <w:abstractNum w:abstractNumId="8" w15:restartNumberingAfterBreak="0">
+    <w:nsid w:val="6EF214E6"/>
+    <w:multiLevelType w:val="hybridMultilevel"/>
+    <w:tmpl w:val="816A20D2"/>
+    <w:lvl w:ilvl="0" w:tplc="B97EC53E">
+      <w:start w:val="1"/>
+      <w:numFmt w:val="decimal"/>
+      <w:lvlText w:val="%1."/>
+      <w:lvlJc w:val="left"/>
+      <w:pPr>
+        <w:ind w:left="382" w:hanging="360"/>
+      </w:pPr>
+      <w:rPr>
+        <w:rFonts w:hint="default"/>
+      </w:rPr>
+    </w:lvl>
+    <w:lvl w:ilvl="1" w:tplc="04090019" w:tentative="1">
+      <w:start w:val="1"/>
+      <w:numFmt w:val="lowerLetter"/>
+      <w:lvlText w:val="%2."/>
+      <w:lvlJc w:val="left"/>
+      <w:pPr>
+        <w:ind w:left="1102" w:hanging="360"/>
+      </w:pPr>
+    </w:lvl>
+    <w:lvl w:ilvl="2" w:tplc="0409001B" w:tentative="1">
+      <w:start w:val="1"/>
+      <w:numFmt w:val="lowerRoman"/>
+      <w:lvlText w:val="%3."/>
+      <w:lvlJc w:val="right"/>
+      <w:pPr>
+        <w:ind w:left="1822" w:hanging="180"/>
+      </w:pPr>
+    </w:lvl>
+    <w:lvl w:ilvl="3" w:tplc="0409000F" w:tentative="1">
+      <w:start w:val="1"/>
+      <w:numFmt w:val="decimal"/>
+      <w:lvlText w:val="%4."/>
+      <w:lvlJc w:val="left"/>
+      <w:pPr>
+        <w:ind w:left="2542" w:hanging="360"/>
+      </w:pPr>
+    </w:lvl>
+    <w:lvl w:ilvl="4" w:tplc="04090019" w:tentative="1">
+      <w:start w:val="1"/>
+      <w:numFmt w:val="lowerLetter"/>
+      <w:lvlText w:val="%5."/>
+      <w:lvlJc w:val="left"/>
+      <w:pPr>
+        <w:ind w:left="3262" w:hanging="360"/>
+      </w:pPr>
+    </w:lvl>
+    <w:lvl w:ilvl="5" w:tplc="0409001B" w:tentative="1">
+      <w:start w:val="1"/>
+      <w:numFmt w:val="lowerRoman"/>
+      <w:lvlText w:val="%6."/>
+      <w:lvlJc w:val="right"/>
+      <w:pPr>
+        <w:ind w:left="3982" w:hanging="180"/>
+      </w:pPr>
+    </w:lvl>
+    <w:lvl w:ilvl="6" w:tplc="0409000F" w:tentative="1">
+      <w:start w:val="1"/>
+      <w:numFmt w:val="decimal"/>
+      <w:lvlText w:val="%7."/>
+      <w:lvlJc w:val="left"/>
+      <w:pPr>
+        <w:ind w:left="4702" w:hanging="360"/>
+      </w:pPr>
+    </w:lvl>
+    <w:lvl w:ilvl="7" w:tplc="04090019" w:tentative="1">
+      <w:start w:val="1"/>
+      <w:numFmt w:val="lowerLetter"/>
+      <w:lvlText w:val="%8."/>
+      <w:lvlJc w:val="left"/>
+      <w:pPr>
+        <w:ind w:left="5422" w:hanging="360"/>
+      </w:pPr>
+    </w:lvl>
+    <w:lvl w:ilvl="8" w:tplc="0409001B" w:tentative="1">
+      <w:start w:val="1"/>
+      <w:numFmt w:val="lowerRoman"/>
+      <w:lvlText w:val="%9."/>
+      <w:lvlJc w:val="right"/>
+      <w:pPr>
+        <w:ind w:left="6142" w:hanging="180"/>
+      </w:pPr>
+    </w:lvl>
+  </w:abstractNum>
+  <w:abstractNum w:abstractNumId="9" w15:restartNumberingAfterBreak="0">
     <w:nsid w:val="7B497D8B"/>
     <w:multiLevelType w:val="hybridMultilevel"/>
     <w:tmpl w:val="26923A90"/>
@@ -1762,25 +2002,34 @@
     </w:lvl>
   </w:abstractNum>
   <w:num w:numId="1" w16cid:durableId="2079206109">
-    <w:abstractNumId w:val="3"/>
+    <w:abstractNumId w:val="5"/>
   </w:num>
   <w:num w:numId="2" w16cid:durableId="1454472902">
-    <w:abstractNumId w:val="1"/>
+    <w:abstractNumId w:val="2"/>
   </w:num>
   <w:num w:numId="3" w16cid:durableId="1028406885">
-    <w:abstractNumId w:val="6"/>
+    <w:abstractNumId w:val="9"/>
   </w:num>
   <w:num w:numId="4" w16cid:durableId="2095082221">
     <w:abstractNumId w:val="0"/>
   </w:num>
   <w:num w:numId="5" w16cid:durableId="1987319181">
+    <w:abstractNumId w:val="6"/>
+  </w:num>
+  <w:num w:numId="6" w16cid:durableId="935820562">
+    <w:abstractNumId w:val="7"/>
+  </w:num>
+  <w:num w:numId="7" w16cid:durableId="164056201">
     <w:abstractNumId w:val="4"/>
   </w:num>
-  <w:num w:numId="6" w16cid:durableId="935820562">
-    <w:abstractNumId w:val="5"/>
+  <w:num w:numId="8" w16cid:durableId="1761679642">
+    <w:abstractNumId w:val="3"/>
   </w:num>
-  <w:num w:numId="7" w16cid:durableId="164056201">
-    <w:abstractNumId w:val="2"/>
+  <w:num w:numId="9" w16cid:durableId="608703174">
+    <w:abstractNumId w:val="8"/>
+  </w:num>
+  <w:num w:numId="10" w16cid:durableId="751513296">
+    <w:abstractNumId w:val="1"/>
   </w:num>
 </w:numbering>
 </file>

--- a/template1.docx
+++ b/template1.docx
@@ -4,7 +4,6 @@
   <w:body>
     <w:p>
       <w:pPr>
-        <w:ind w:left="22"/>
         <w:rPr>
           <w:rFonts w:asciiTheme="majorBidi" w:hAnsiTheme="majorBidi" w:cstheme="majorBidi"/>
           <w:sz w:val="28"/>
@@ -88,7 +87,6 @@
     </w:p>
     <w:p>
       <w:pPr>
-        <w:ind w:left="22"/>
         <w:jc w:val="center"/>
         <w:rPr>
           <w:rFonts w:asciiTheme="majorBidi" w:hAnsiTheme="majorBidi" w:cstheme="majorBidi"/>
@@ -148,7 +146,6 @@
     </w:p>
     <w:p>
       <w:pPr>
-        <w:ind w:left="22"/>
         <w:jc w:val="both"/>
         <w:rPr>
           <w:rFonts w:asciiTheme="majorBidi" w:hAnsiTheme="majorBidi" w:cstheme="majorBidi"/>
@@ -197,25 +194,7 @@
           <w:sz w:val="26"/>
           <w:szCs w:val="26"/>
         </w:rPr>
-        <w:t>{</w:t>
-      </w:r>
-      <w:proofErr w:type="spellStart"/>
-      <w:r>
-        <w:rPr>
-          <w:rFonts w:asciiTheme="majorBidi" w:hAnsiTheme="majorBidi" w:cstheme="majorBidi"/>
-          <w:sz w:val="26"/>
-          <w:szCs w:val="26"/>
-        </w:rPr>
-        <w:t>gDate</w:t>
-      </w:r>
-      <w:proofErr w:type="spellEnd"/>
-      <w:r>
-        <w:rPr>
-          <w:rFonts w:asciiTheme="majorBidi" w:hAnsiTheme="majorBidi" w:cstheme="majorBidi"/>
-          <w:sz w:val="26"/>
-          <w:szCs w:val="26"/>
-        </w:rPr>
-        <w:t>}</w:t>
+        <w:t>{gDate}</w:t>
       </w:r>
       <w:r>
         <w:rPr>
@@ -259,60 +238,24 @@
           <w:sz w:val="26"/>
           <w:szCs w:val="26"/>
         </w:rPr>
-        <w:t>{</w:t>
-      </w:r>
-      <w:proofErr w:type="spellStart"/>
+        <w:t>{companyName}</w:t>
+      </w:r>
+      <w:r>
+        <w:rPr>
+          <w:rFonts w:asciiTheme="majorBidi" w:hAnsiTheme="majorBidi" w:cs="Times New Roman" w:hint="cs"/>
+          <w:sz w:val="26"/>
+          <w:szCs w:val="26"/>
+          <w:rtl/>
+        </w:rPr>
+        <w:t xml:space="preserve"> سجل تجاري</w:t>
+      </w:r>
       <w:r>
         <w:rPr>
           <w:rFonts w:asciiTheme="majorBidi" w:hAnsiTheme="majorBidi" w:cs="Times New Roman"/>
           <w:sz w:val="26"/>
           <w:szCs w:val="26"/>
         </w:rPr>
-        <w:t>companyName</w:t>
-      </w:r>
-      <w:proofErr w:type="spellEnd"/>
-      <w:r>
-        <w:rPr>
-          <w:rFonts w:asciiTheme="majorBidi" w:hAnsiTheme="majorBidi" w:cs="Times New Roman"/>
-          <w:sz w:val="26"/>
-          <w:szCs w:val="26"/>
-        </w:rPr>
-        <w:t>}</w:t>
-      </w:r>
-      <w:r>
-        <w:rPr>
-          <w:rFonts w:asciiTheme="majorBidi" w:hAnsiTheme="majorBidi" w:cs="Times New Roman" w:hint="cs"/>
-          <w:sz w:val="26"/>
-          <w:szCs w:val="26"/>
-          <w:rtl/>
-        </w:rPr>
-        <w:t xml:space="preserve"> سجل تجاري</w:t>
-      </w:r>
-      <w:r>
-        <w:rPr>
-          <w:rFonts w:asciiTheme="majorBidi" w:hAnsiTheme="majorBidi" w:cs="Times New Roman"/>
-          <w:sz w:val="26"/>
-          <w:szCs w:val="26"/>
-        </w:rPr>
-        <w:t>{</w:t>
-      </w:r>
-      <w:proofErr w:type="spellStart"/>
-      <w:r>
-        <w:rPr>
-          <w:rFonts w:asciiTheme="majorBidi" w:hAnsiTheme="majorBidi" w:cs="Times New Roman"/>
-          <w:sz w:val="26"/>
-          <w:szCs w:val="26"/>
-        </w:rPr>
-        <w:t>crNumber</w:t>
-      </w:r>
-      <w:proofErr w:type="spellEnd"/>
-      <w:r>
-        <w:rPr>
-          <w:rFonts w:asciiTheme="majorBidi" w:hAnsiTheme="majorBidi" w:cs="Times New Roman"/>
-          <w:sz w:val="26"/>
-          <w:szCs w:val="26"/>
-        </w:rPr>
-        <w:t>}</w:t>
+        <w:t>{crNumber}</w:t>
       </w:r>
       <w:r>
         <w:rPr>
@@ -361,7 +304,7 @@
     </w:p>
     <w:p>
       <w:pPr>
-        <w:ind w:left="22" w:right="-567"/>
+        <w:ind w:right="-567"/>
         <w:rPr>
           <w:rFonts w:asciiTheme="majorBidi" w:hAnsiTheme="majorBidi" w:cstheme="majorBidi"/>
           <w:sz w:val="26"/>
@@ -447,25 +390,7 @@
           <w:sz w:val="26"/>
           <w:szCs w:val="26"/>
         </w:rPr>
-        <w:t>{</w:t>
-      </w:r>
-      <w:proofErr w:type="spellStart"/>
-      <w:r>
-        <w:rPr>
-          <w:rFonts w:asciiTheme="majorBidi" w:hAnsiTheme="majorBidi" w:cstheme="majorBidi"/>
-          <w:sz w:val="26"/>
-          <w:szCs w:val="26"/>
-        </w:rPr>
-        <w:t>yearEnd</w:t>
-      </w:r>
-      <w:proofErr w:type="spellEnd"/>
-      <w:r>
-        <w:rPr>
-          <w:rFonts w:asciiTheme="majorBidi" w:hAnsiTheme="majorBidi" w:cstheme="majorBidi"/>
-          <w:sz w:val="26"/>
-          <w:szCs w:val="26"/>
-        </w:rPr>
-        <w:t>}</w:t>
+        <w:t>{yearEnd}</w:t>
       </w:r>
       <w:r>
         <w:rPr>
@@ -479,7 +404,7 @@
     </w:p>
     <w:p>
       <w:pPr>
-        <w:ind w:left="22" w:right="-567"/>
+        <w:ind w:right="-567"/>
         <w:rPr>
           <w:rFonts w:asciiTheme="majorBidi" w:hAnsiTheme="majorBidi" w:cstheme="majorBidi"/>
           <w:sz w:val="26"/>
@@ -526,6 +451,7 @@
     </w:p>
     <w:p>
       <w:pPr>
+        <w:pStyle w:val="ListParagraph"/>
         <w:ind w:left="22" w:right="540"/>
         <w:jc w:val="both"/>
         <w:rPr>
@@ -541,6 +467,15 @@
           <w:szCs w:val="26"/>
           <w:rtl/>
         </w:rPr>
+        <w:t xml:space="preserve">1. </w:t>
+      </w:r>
+      <w:r>
+        <w:rPr>
+          <w:rFonts w:asciiTheme="majorBidi" w:hAnsiTheme="majorBidi" w:cstheme="majorBidi" w:hint="cs"/>
+          <w:sz w:val="26"/>
+          <w:szCs w:val="26"/>
+          <w:rtl/>
+        </w:rPr>
         <w:t>تعيين الس</w:t>
       </w:r>
       <w:r>
@@ -550,19 +485,8 @@
           <w:szCs w:val="26"/>
           <w:rtl/>
         </w:rPr>
-        <w:t xml:space="preserve">ادة / شركة العساف </w:t>
-      </w:r>
-      <w:proofErr w:type="spellStart"/>
-      <w:r>
-        <w:rPr>
-          <w:rFonts w:asciiTheme="majorBidi" w:hAnsiTheme="majorBidi" w:cstheme="majorBidi" w:hint="cs"/>
-          <w:sz w:val="26"/>
-          <w:szCs w:val="26"/>
-          <w:rtl/>
-        </w:rPr>
-        <w:t>وأبانمي</w:t>
-      </w:r>
-      <w:proofErr w:type="spellEnd"/>
+        <w:t>ادة / شركة العساف وأبانمي</w:t>
+      </w:r>
       <w:r>
         <w:rPr>
           <w:rFonts w:asciiTheme="majorBidi" w:hAnsiTheme="majorBidi" w:cstheme="majorBidi" w:hint="cs"/>
@@ -614,38 +538,30 @@
           <w:sz w:val="26"/>
           <w:szCs w:val="26"/>
         </w:rPr>
-        <w:t>{</w:t>
-      </w:r>
-      <w:proofErr w:type="spellStart"/>
-      <w:r>
-        <w:rPr>
-          <w:rFonts w:asciiTheme="majorBidi" w:hAnsiTheme="majorBidi" w:cstheme="majorBidi"/>
-          <w:sz w:val="26"/>
-          <w:szCs w:val="26"/>
-        </w:rPr>
-        <w:t>yearEndShort</w:t>
-      </w:r>
-      <w:proofErr w:type="spellEnd"/>
-      <w:r>
-        <w:rPr>
-          <w:rFonts w:asciiTheme="majorBidi" w:hAnsiTheme="majorBidi" w:cstheme="majorBidi"/>
-          <w:sz w:val="26"/>
-          <w:szCs w:val="26"/>
-        </w:rPr>
-        <w:t>}</w:t>
-      </w:r>
-      <w:r>
-        <w:rPr>
-          <w:rFonts w:asciiTheme="majorBidi" w:hAnsiTheme="majorBidi" w:cstheme="majorBidi" w:hint="cs"/>
-          <w:sz w:val="26"/>
-          <w:szCs w:val="26"/>
-          <w:rtl/>
-        </w:rPr>
-        <w:t xml:space="preserve">. </w:t>
+        <w:t>{yearEndShort}</w:t>
+      </w:r>
+      <w:r>
+        <w:rPr>
+          <w:rFonts w:asciiTheme="majorBidi" w:hAnsiTheme="majorBidi" w:cstheme="majorBidi" w:hint="cs"/>
+          <w:sz w:val="26"/>
+          <w:szCs w:val="26"/>
+          <w:rtl/>
+        </w:rPr>
+        <w:t>.</w:t>
+      </w:r>
+      <w:r>
+        <w:rPr>
+          <w:rFonts w:asciiTheme="majorBidi" w:hAnsiTheme="majorBidi" w:cstheme="majorBidi" w:hint="cs"/>
+          <w:sz w:val="26"/>
+          <w:szCs w:val="26"/>
+          <w:rtl/>
+        </w:rPr>
+        <w:t xml:space="preserve"> </w:t>
       </w:r>
     </w:p>
     <w:p>
       <w:pPr>
+        <w:pStyle w:val="ListParagraph"/>
         <w:ind w:left="22" w:right="-90"/>
         <w:jc w:val="both"/>
         <w:rPr>
@@ -662,6 +578,15 @@
           <w:szCs w:val="26"/>
           <w:rtl/>
         </w:rPr>
+        <w:t xml:space="preserve">2. </w:t>
+      </w:r>
+      <w:r>
+        <w:rPr>
+          <w:rFonts w:asciiTheme="majorBidi" w:hAnsiTheme="majorBidi" w:cstheme="majorBidi" w:hint="cs"/>
+          <w:sz w:val="26"/>
+          <w:szCs w:val="26"/>
+          <w:rtl/>
+        </w:rPr>
         <w:t>ت</w:t>
       </w:r>
       <w:r>
@@ -697,25 +622,7 @@
           <w:sz w:val="26"/>
           <w:szCs w:val="26"/>
         </w:rPr>
-        <w:t>{</w:t>
-      </w:r>
-      <w:proofErr w:type="spellStart"/>
-      <w:r>
-        <w:rPr>
-          <w:rFonts w:asciiTheme="majorBidi" w:hAnsiTheme="majorBidi" w:cs="Times New Roman"/>
-          <w:sz w:val="26"/>
-          <w:szCs w:val="26"/>
-        </w:rPr>
-        <w:t>authorizedPerson</w:t>
-      </w:r>
-      <w:proofErr w:type="spellEnd"/>
-      <w:r>
-        <w:rPr>
-          <w:rFonts w:asciiTheme="majorBidi" w:hAnsiTheme="majorBidi" w:cs="Times New Roman"/>
-          <w:sz w:val="26"/>
-          <w:szCs w:val="26"/>
-        </w:rPr>
-        <w:t>}</w:t>
+        <w:t>{authorizedPerson}</w:t>
       </w:r>
       <w:r>
         <w:rPr>
@@ -762,9 +669,9 @@
         <w:tblLook w:val="04A0" w:firstRow="1" w:lastRow="0" w:firstColumn="1" w:lastColumn="0" w:noHBand="0" w:noVBand="1"/>
       </w:tblPr>
       <w:tblGrid>
-        <w:gridCol w:w="4993"/>
-        <w:gridCol w:w="1968"/>
-        <w:gridCol w:w="3167"/>
+        <w:gridCol w:w="4998"/>
+        <w:gridCol w:w="1974"/>
+        <w:gridCol w:w="3156"/>
       </w:tblGrid>
       <w:tr>
         <w:trPr>
@@ -780,7 +687,7 @@
               <w:pBdr>
                 <w:bottom w:val="single" w:sz="4" w:space="1" w:color="auto"/>
               </w:pBdr>
-              <w:ind w:left="22" w:right="-426"/>
+              <w:ind w:right="-426"/>
               <w:jc w:val="center"/>
               <w:rPr>
                 <w:rFonts w:asciiTheme="majorBidi" w:hAnsiTheme="majorBidi" w:cstheme="majorBidi"/>
@@ -804,47 +711,7 @@
               <w:pBdr>
                 <w:bottom w:val="single" w:sz="4" w:space="1" w:color="auto"/>
               </w:pBdr>
-              <w:ind w:left="1080" w:right="-426"/>
-              <w:jc w:val="center"/>
-              <w:rPr>
-                <w:rFonts w:asciiTheme="majorBidi" w:hAnsiTheme="majorBidi" w:cstheme="majorBidi"/>
-                <w:sz w:val="28"/>
-                <w:szCs w:val="28"/>
-              </w:rPr>
-            </w:pPr>
-            <w:r>
-              <w:rPr>
-                <w:rFonts w:asciiTheme="majorBidi" w:hAnsiTheme="majorBidi" w:cstheme="majorBidi"/>
-                <w:sz w:val="28"/>
-                <w:szCs w:val="28"/>
-              </w:rPr>
-              <w:t>{#</w:t>
-            </w:r>
-            <w:proofErr w:type="gramStart"/>
-            <w:r>
-              <w:rPr>
-                <w:rFonts w:asciiTheme="majorBidi" w:hAnsiTheme="majorBidi" w:cstheme="majorBidi"/>
-                <w:sz w:val="28"/>
-                <w:szCs w:val="28"/>
-              </w:rPr>
-              <w:t>partners}{</w:t>
-            </w:r>
-            <w:proofErr w:type="gramEnd"/>
-            <w:r>
-              <w:rPr>
-                <w:rFonts w:asciiTheme="majorBidi" w:hAnsiTheme="majorBidi" w:cstheme="majorBidi"/>
-                <w:sz w:val="28"/>
-                <w:szCs w:val="28"/>
-              </w:rPr>
-              <w:t>name}</w:t>
-            </w:r>
-          </w:p>
-          <w:p>
-            <w:pPr>
-              <w:pBdr>
-                <w:bottom w:val="single" w:sz="4" w:space="1" w:color="auto"/>
-              </w:pBdr>
-              <w:ind w:left="22" w:right="-426"/>
+              <w:ind w:right="-426"/>
               <w:jc w:val="center"/>
               <w:rPr>
                 <w:rFonts w:asciiTheme="majorBidi" w:hAnsiTheme="majorBidi" w:cstheme="majorBidi"/>
@@ -859,7 +726,7 @@
                 <w:sz w:val="28"/>
                 <w:szCs w:val="28"/>
               </w:rPr>
-              <w:t xml:space="preserve">  </w:t>
+              <w:t>{#partners}{name}</w:t>
             </w:r>
           </w:p>
         </w:tc>
@@ -870,7 +737,7 @@
           </w:tcPr>
           <w:p>
             <w:pPr>
-              <w:ind w:left="22" w:right="-426"/>
+              <w:ind w:right="-426"/>
               <w:rPr>
                 <w:rFonts w:asciiTheme="majorBidi" w:hAnsiTheme="majorBidi" w:cstheme="majorBidi"/>
                 <w:sz w:val="28"/>
@@ -890,7 +757,7 @@
               <w:pBdr>
                 <w:bottom w:val="single" w:sz="4" w:space="1" w:color="auto"/>
               </w:pBdr>
-              <w:ind w:left="22" w:right="-426"/>
+              <w:ind w:right="-426"/>
               <w:jc w:val="center"/>
               <w:rPr>
                 <w:rFonts w:asciiTheme="majorBidi" w:hAnsiTheme="majorBidi" w:cstheme="majorBidi"/>
@@ -914,39 +781,7 @@
               <w:pBdr>
                 <w:bottom w:val="single" w:sz="4" w:space="1" w:color="auto"/>
               </w:pBdr>
-              <w:ind w:left="22" w:right="-426"/>
-              <w:jc w:val="center"/>
-              <w:rPr>
-                <w:rFonts w:asciiTheme="majorBidi" w:hAnsiTheme="majorBidi" w:cstheme="majorBidi"/>
-                <w:sz w:val="28"/>
-                <w:szCs w:val="28"/>
-              </w:rPr>
-            </w:pPr>
-            <w:proofErr w:type="gramStart"/>
-            <w:r>
-              <w:rPr>
-                <w:rFonts w:asciiTheme="majorBidi" w:hAnsiTheme="majorBidi" w:cstheme="majorBidi"/>
-                <w:sz w:val="28"/>
-                <w:szCs w:val="28"/>
-              </w:rPr>
-              <w:t>  ........................</w:t>
-            </w:r>
-            <w:proofErr w:type="gramEnd"/>
-            <w:r>
-              <w:rPr>
-                <w:rFonts w:asciiTheme="majorBidi" w:hAnsiTheme="majorBidi" w:cstheme="majorBidi"/>
-                <w:sz w:val="28"/>
-                <w:szCs w:val="28"/>
-              </w:rPr>
-              <w:t>{/partners}</w:t>
-            </w:r>
-          </w:p>
-          <w:p>
-            <w:pPr>
-              <w:pBdr>
-                <w:bottom w:val="single" w:sz="4" w:space="1" w:color="auto"/>
-              </w:pBdr>
-              <w:ind w:left="22" w:right="-426"/>
+              <w:ind w:right="-426"/>
               <w:jc w:val="center"/>
               <w:rPr>
                 <w:rFonts w:asciiTheme="majorBidi" w:hAnsiTheme="majorBidi" w:cstheme="majorBidi" w:hint="cs"/>
@@ -961,7 +796,7 @@
                 <w:sz w:val="28"/>
                 <w:szCs w:val="28"/>
               </w:rPr>
-              <w:t xml:space="preserve">  </w:t>
+              <w:t>........................{/partners}</w:t>
             </w:r>
           </w:p>
         </w:tc>
@@ -969,7 +804,7 @@
     </w:tbl>
     <w:p>
       <w:pPr>
-        <w:ind w:left="3570" w:right="-426"/>
+        <w:ind w:right="-426"/>
         <w:rPr>
           <w:rFonts w:asciiTheme="majorBidi" w:hAnsiTheme="majorBidi" w:cstheme="majorBidi"/>
           <w:b/>
@@ -979,6 +814,39 @@
           <w:rtl/>
         </w:rPr>
       </w:pPr>
+      <w:r>
+        <w:rPr>
+          <w:rFonts w:asciiTheme="majorBidi" w:hAnsiTheme="majorBidi" w:cstheme="majorBidi" w:hint="cs"/>
+          <w:b/>
+          <w:bCs/>
+          <w:sz w:val="28"/>
+          <w:szCs w:val="28"/>
+          <w:rtl/>
+        </w:rPr>
+        <w:t xml:space="preserve">                            </w:t>
+      </w:r>
+      <w:r>
+        <w:rPr>
+          <w:rFonts w:asciiTheme="majorBidi" w:hAnsiTheme="majorBidi" w:cstheme="majorBidi" w:hint="cs"/>
+          <w:b/>
+          <w:bCs/>
+          <w:sz w:val="28"/>
+          <w:szCs w:val="28"/>
+          <w:rtl/>
+        </w:rPr>
+        <w:t xml:space="preserve">        </w:t>
+      </w:r>
+      <w:r>
+        <w:rPr>
+          <w:rFonts w:asciiTheme="majorBidi" w:hAnsiTheme="majorBidi" w:cstheme="majorBidi" w:hint="cs"/>
+          <w:b/>
+          <w:bCs/>
+          <w:sz w:val="28"/>
+          <w:szCs w:val="28"/>
+          <w:rtl/>
+        </w:rPr>
+        <w:t xml:space="preserve">               </w:t>
+      </w:r>
     </w:p>
     <w:p>
       <w:pPr>
@@ -995,7 +863,7 @@
     </w:p>
     <w:p>
       <w:pPr>
-        <w:ind w:left="22" w:right="-426"/>
+        <w:ind w:right="-426"/>
         <w:rPr>
           <w:rFonts w:asciiTheme="majorBidi" w:hAnsiTheme="majorBidi" w:cstheme="majorBidi"/>
           <w:b/>
@@ -1121,95 +989,6 @@
     </w:lvl>
   </w:abstractNum>
   <w:abstractNum w:abstractNumId="1" w15:restartNumberingAfterBreak="0">
-    <w:nsid w:val="182D2D7F"/>
-    <w:multiLevelType w:val="hybridMultilevel"/>
-    <w:tmpl w:val="300CB796"/>
-    <w:lvl w:ilvl="0" w:tplc="B97EC53E">
-      <w:start w:val="1"/>
-      <w:numFmt w:val="decimal"/>
-      <w:lvlText w:val="%1."/>
-      <w:lvlJc w:val="left"/>
-      <w:pPr>
-        <w:ind w:left="382" w:hanging="360"/>
-      </w:pPr>
-      <w:rPr>
-        <w:rFonts w:hint="default"/>
-      </w:rPr>
-    </w:lvl>
-    <w:lvl w:ilvl="1" w:tplc="04090019">
-      <w:start w:val="1"/>
-      <w:numFmt w:val="lowerLetter"/>
-      <w:lvlText w:val="%2."/>
-      <w:lvlJc w:val="left"/>
-      <w:pPr>
-        <w:ind w:left="1440" w:hanging="360"/>
-      </w:pPr>
-    </w:lvl>
-    <w:lvl w:ilvl="2" w:tplc="0409001B" w:tentative="1">
-      <w:start w:val="1"/>
-      <w:numFmt w:val="lowerRoman"/>
-      <w:lvlText w:val="%3."/>
-      <w:lvlJc w:val="right"/>
-      <w:pPr>
-        <w:ind w:left="2160" w:hanging="180"/>
-      </w:pPr>
-    </w:lvl>
-    <w:lvl w:ilvl="3" w:tplc="0409000F" w:tentative="1">
-      <w:start w:val="1"/>
-      <w:numFmt w:val="decimal"/>
-      <w:lvlText w:val="%4."/>
-      <w:lvlJc w:val="left"/>
-      <w:pPr>
-        <w:ind w:left="2880" w:hanging="360"/>
-      </w:pPr>
-    </w:lvl>
-    <w:lvl w:ilvl="4" w:tplc="04090019" w:tentative="1">
-      <w:start w:val="1"/>
-      <w:numFmt w:val="lowerLetter"/>
-      <w:lvlText w:val="%5."/>
-      <w:lvlJc w:val="left"/>
-      <w:pPr>
-        <w:ind w:left="3600" w:hanging="360"/>
-      </w:pPr>
-    </w:lvl>
-    <w:lvl w:ilvl="5" w:tplc="0409001B" w:tentative="1">
-      <w:start w:val="1"/>
-      <w:numFmt w:val="lowerRoman"/>
-      <w:lvlText w:val="%6."/>
-      <w:lvlJc w:val="right"/>
-      <w:pPr>
-        <w:ind w:left="4320" w:hanging="180"/>
-      </w:pPr>
-    </w:lvl>
-    <w:lvl w:ilvl="6" w:tplc="0409000F" w:tentative="1">
-      <w:start w:val="1"/>
-      <w:numFmt w:val="decimal"/>
-      <w:lvlText w:val="%7."/>
-      <w:lvlJc w:val="left"/>
-      <w:pPr>
-        <w:ind w:left="5040" w:hanging="360"/>
-      </w:pPr>
-    </w:lvl>
-    <w:lvl w:ilvl="7" w:tplc="04090019" w:tentative="1">
-      <w:start w:val="1"/>
-      <w:numFmt w:val="lowerLetter"/>
-      <w:lvlText w:val="%8."/>
-      <w:lvlJc w:val="left"/>
-      <w:pPr>
-        <w:ind w:left="5760" w:hanging="360"/>
-      </w:pPr>
-    </w:lvl>
-    <w:lvl w:ilvl="8" w:tplc="0409001B" w:tentative="1">
-      <w:start w:val="1"/>
-      <w:numFmt w:val="lowerRoman"/>
-      <w:lvlText w:val="%9."/>
-      <w:lvlJc w:val="right"/>
-      <w:pPr>
-        <w:ind w:left="6480" w:hanging="180"/>
-      </w:pPr>
-    </w:lvl>
-  </w:abstractNum>
-  <w:abstractNum w:abstractNumId="2" w15:restartNumberingAfterBreak="0">
     <w:nsid w:val="1E0A1E4E"/>
     <w:multiLevelType w:val="hybridMultilevel"/>
     <w:tmpl w:val="025E1E2E"/>
@@ -1298,96 +1077,7 @@
       </w:pPr>
     </w:lvl>
   </w:abstractNum>
-  <w:abstractNum w:abstractNumId="3" w15:restartNumberingAfterBreak="0">
-    <w:nsid w:val="2F8414C4"/>
-    <w:multiLevelType w:val="hybridMultilevel"/>
-    <w:tmpl w:val="6A36F690"/>
-    <w:lvl w:ilvl="0" w:tplc="0409000F">
-      <w:start w:val="1"/>
-      <w:numFmt w:val="decimal"/>
-      <w:lvlText w:val="%1."/>
-      <w:lvlJc w:val="left"/>
-      <w:pPr>
-        <w:ind w:left="720" w:hanging="360"/>
-      </w:pPr>
-    </w:lvl>
-    <w:lvl w:ilvl="1" w:tplc="A59E3FB8">
-      <w:start w:val="2"/>
-      <w:numFmt w:val="bullet"/>
-      <w:lvlText w:val=""/>
-      <w:lvlJc w:val="left"/>
-      <w:pPr>
-        <w:ind w:left="3285" w:hanging="2205"/>
-      </w:pPr>
-      <w:rPr>
-        <w:rFonts w:ascii="Times New Roman" w:eastAsiaTheme="minorHAnsi" w:hAnsi="Times New Roman" w:cs="Times New Roman" w:hint="default"/>
-      </w:rPr>
-    </w:lvl>
-    <w:lvl w:ilvl="2" w:tplc="0409001B" w:tentative="1">
-      <w:start w:val="1"/>
-      <w:numFmt w:val="lowerRoman"/>
-      <w:lvlText w:val="%3."/>
-      <w:lvlJc w:val="right"/>
-      <w:pPr>
-        <w:ind w:left="2160" w:hanging="180"/>
-      </w:pPr>
-    </w:lvl>
-    <w:lvl w:ilvl="3" w:tplc="0409000F" w:tentative="1">
-      <w:start w:val="1"/>
-      <w:numFmt w:val="decimal"/>
-      <w:lvlText w:val="%4."/>
-      <w:lvlJc w:val="left"/>
-      <w:pPr>
-        <w:ind w:left="2880" w:hanging="360"/>
-      </w:pPr>
-    </w:lvl>
-    <w:lvl w:ilvl="4" w:tplc="04090019" w:tentative="1">
-      <w:start w:val="1"/>
-      <w:numFmt w:val="lowerLetter"/>
-      <w:lvlText w:val="%5."/>
-      <w:lvlJc w:val="left"/>
-      <w:pPr>
-        <w:ind w:left="3600" w:hanging="360"/>
-      </w:pPr>
-    </w:lvl>
-    <w:lvl w:ilvl="5" w:tplc="0409001B" w:tentative="1">
-      <w:start w:val="1"/>
-      <w:numFmt w:val="lowerRoman"/>
-      <w:lvlText w:val="%6."/>
-      <w:lvlJc w:val="right"/>
-      <w:pPr>
-        <w:ind w:left="4320" w:hanging="180"/>
-      </w:pPr>
-    </w:lvl>
-    <w:lvl w:ilvl="6" w:tplc="0409000F" w:tentative="1">
-      <w:start w:val="1"/>
-      <w:numFmt w:val="decimal"/>
-      <w:lvlText w:val="%7."/>
-      <w:lvlJc w:val="left"/>
-      <w:pPr>
-        <w:ind w:left="5040" w:hanging="360"/>
-      </w:pPr>
-    </w:lvl>
-    <w:lvl w:ilvl="7" w:tplc="04090019" w:tentative="1">
-      <w:start w:val="1"/>
-      <w:numFmt w:val="lowerLetter"/>
-      <w:lvlText w:val="%8."/>
-      <w:lvlJc w:val="left"/>
-      <w:pPr>
-        <w:ind w:left="5760" w:hanging="360"/>
-      </w:pPr>
-    </w:lvl>
-    <w:lvl w:ilvl="8" w:tplc="0409001B" w:tentative="1">
-      <w:start w:val="1"/>
-      <w:numFmt w:val="lowerRoman"/>
-      <w:lvlText w:val="%9."/>
-      <w:lvlJc w:val="right"/>
-      <w:pPr>
-        <w:ind w:left="6480" w:hanging="180"/>
-      </w:pPr>
-    </w:lvl>
-  </w:abstractNum>
-  <w:abstractNum w:abstractNumId="4" w15:restartNumberingAfterBreak="0">
+  <w:abstractNum w:abstractNumId="2" w15:restartNumberingAfterBreak="0">
     <w:nsid w:val="47705ADF"/>
     <w:multiLevelType w:val="hybridMultilevel"/>
     <w:tmpl w:val="D72A17BC"/>
@@ -1499,7 +1189,7 @@
       </w:rPr>
     </w:lvl>
   </w:abstractNum>
-  <w:abstractNum w:abstractNumId="5" w15:restartNumberingAfterBreak="0">
+  <w:abstractNum w:abstractNumId="3" w15:restartNumberingAfterBreak="0">
     <w:nsid w:val="60E21037"/>
     <w:multiLevelType w:val="hybridMultilevel"/>
     <w:tmpl w:val="85E4FB80"/>
@@ -1588,7 +1278,7 @@
       </w:pPr>
     </w:lvl>
   </w:abstractNum>
-  <w:abstractNum w:abstractNumId="6" w15:restartNumberingAfterBreak="0">
+  <w:abstractNum w:abstractNumId="4" w15:restartNumberingAfterBreak="0">
     <w:nsid w:val="66C55F3F"/>
     <w:multiLevelType w:val="multilevel"/>
     <w:tmpl w:val="87DCA754"/>
@@ -1737,7 +1427,7 @@
       </w:rPr>
     </w:lvl>
   </w:abstractNum>
-  <w:abstractNum w:abstractNumId="7" w15:restartNumberingAfterBreak="0">
+  <w:abstractNum w:abstractNumId="5" w15:restartNumberingAfterBreak="0">
     <w:nsid w:val="685A1436"/>
     <w:multiLevelType w:val="hybridMultilevel"/>
     <w:tmpl w:val="3DC2A816"/>
@@ -1823,96 +1513,7 @@
       </w:pPr>
     </w:lvl>
   </w:abstractNum>
-  <w:abstractNum w:abstractNumId="8" w15:restartNumberingAfterBreak="0">
-    <w:nsid w:val="6EF214E6"/>
-    <w:multiLevelType w:val="hybridMultilevel"/>
-    <w:tmpl w:val="816A20D2"/>
-    <w:lvl w:ilvl="0" w:tplc="B97EC53E">
-      <w:start w:val="1"/>
-      <w:numFmt w:val="decimal"/>
-      <w:lvlText w:val="%1."/>
-      <w:lvlJc w:val="left"/>
-      <w:pPr>
-        <w:ind w:left="382" w:hanging="360"/>
-      </w:pPr>
-      <w:rPr>
-        <w:rFonts w:hint="default"/>
-      </w:rPr>
-    </w:lvl>
-    <w:lvl w:ilvl="1" w:tplc="04090019" w:tentative="1">
-      <w:start w:val="1"/>
-      <w:numFmt w:val="lowerLetter"/>
-      <w:lvlText w:val="%2."/>
-      <w:lvlJc w:val="left"/>
-      <w:pPr>
-        <w:ind w:left="1102" w:hanging="360"/>
-      </w:pPr>
-    </w:lvl>
-    <w:lvl w:ilvl="2" w:tplc="0409001B" w:tentative="1">
-      <w:start w:val="1"/>
-      <w:numFmt w:val="lowerRoman"/>
-      <w:lvlText w:val="%3."/>
-      <w:lvlJc w:val="right"/>
-      <w:pPr>
-        <w:ind w:left="1822" w:hanging="180"/>
-      </w:pPr>
-    </w:lvl>
-    <w:lvl w:ilvl="3" w:tplc="0409000F" w:tentative="1">
-      <w:start w:val="1"/>
-      <w:numFmt w:val="decimal"/>
-      <w:lvlText w:val="%4."/>
-      <w:lvlJc w:val="left"/>
-      <w:pPr>
-        <w:ind w:left="2542" w:hanging="360"/>
-      </w:pPr>
-    </w:lvl>
-    <w:lvl w:ilvl="4" w:tplc="04090019" w:tentative="1">
-      <w:start w:val="1"/>
-      <w:numFmt w:val="lowerLetter"/>
-      <w:lvlText w:val="%5."/>
-      <w:lvlJc w:val="left"/>
-      <w:pPr>
-        <w:ind w:left="3262" w:hanging="360"/>
-      </w:pPr>
-    </w:lvl>
-    <w:lvl w:ilvl="5" w:tplc="0409001B" w:tentative="1">
-      <w:start w:val="1"/>
-      <w:numFmt w:val="lowerRoman"/>
-      <w:lvlText w:val="%6."/>
-      <w:lvlJc w:val="right"/>
-      <w:pPr>
-        <w:ind w:left="3982" w:hanging="180"/>
-      </w:pPr>
-    </w:lvl>
-    <w:lvl w:ilvl="6" w:tplc="0409000F" w:tentative="1">
-      <w:start w:val="1"/>
-      <w:numFmt w:val="decimal"/>
-      <w:lvlText w:val="%7."/>
-      <w:lvlJc w:val="left"/>
-      <w:pPr>
-        <w:ind w:left="4702" w:hanging="360"/>
-      </w:pPr>
-    </w:lvl>
-    <w:lvl w:ilvl="7" w:tplc="04090019" w:tentative="1">
-      <w:start w:val="1"/>
-      <w:numFmt w:val="lowerLetter"/>
-      <w:lvlText w:val="%8."/>
-      <w:lvlJc w:val="left"/>
-      <w:pPr>
-        <w:ind w:left="5422" w:hanging="360"/>
-      </w:pPr>
-    </w:lvl>
-    <w:lvl w:ilvl="8" w:tplc="0409001B" w:tentative="1">
-      <w:start w:val="1"/>
-      <w:numFmt w:val="lowerRoman"/>
-      <w:lvlText w:val="%9."/>
-      <w:lvlJc w:val="right"/>
-      <w:pPr>
-        <w:ind w:left="6142" w:hanging="180"/>
-      </w:pPr>
-    </w:lvl>
-  </w:abstractNum>
-  <w:abstractNum w:abstractNumId="9" w15:restartNumberingAfterBreak="0">
+  <w:abstractNum w:abstractNumId="6" w15:restartNumberingAfterBreak="0">
     <w:nsid w:val="7B497D8B"/>
     <w:multiLevelType w:val="hybridMultilevel"/>
     <w:tmpl w:val="26923A90"/>
@@ -2002,34 +1603,25 @@
     </w:lvl>
   </w:abstractNum>
   <w:num w:numId="1" w16cid:durableId="2079206109">
-    <w:abstractNumId w:val="5"/>
+    <w:abstractNumId w:val="3"/>
   </w:num>
   <w:num w:numId="2" w16cid:durableId="1454472902">
-    <w:abstractNumId w:val="2"/>
+    <w:abstractNumId w:val="1"/>
   </w:num>
   <w:num w:numId="3" w16cid:durableId="1028406885">
-    <w:abstractNumId w:val="9"/>
+    <w:abstractNumId w:val="6"/>
   </w:num>
   <w:num w:numId="4" w16cid:durableId="2095082221">
     <w:abstractNumId w:val="0"/>
   </w:num>
   <w:num w:numId="5" w16cid:durableId="1987319181">
-    <w:abstractNumId w:val="6"/>
+    <w:abstractNumId w:val="4"/>
   </w:num>
   <w:num w:numId="6" w16cid:durableId="935820562">
-    <w:abstractNumId w:val="7"/>
+    <w:abstractNumId w:val="5"/>
   </w:num>
   <w:num w:numId="7" w16cid:durableId="164056201">
-    <w:abstractNumId w:val="4"/>
-  </w:num>
-  <w:num w:numId="8" w16cid:durableId="1761679642">
-    <w:abstractNumId w:val="3"/>
-  </w:num>
-  <w:num w:numId="9" w16cid:durableId="608703174">
-    <w:abstractNumId w:val="8"/>
-  </w:num>
-  <w:num w:numId="10" w16cid:durableId="751513296">
-    <w:abstractNumId w:val="1"/>
+    <w:abstractNumId w:val="2"/>
   </w:num>
 </w:numbering>
 </file>
